--- a/resume_for_ATS_2.docx
+++ b/resume_for_ATS_2.docx
@@ -8,6 +8,7 @@
         <w:rPr>
           <w:rFonts w:ascii="Times New Roman" w:cs="Times New Roman" w:eastAsia="Times New Roman" w:hAnsi="Times New Roman"/>
           <w:b w:val="1"/>
+          <w:bCs w:val="1"/>
           <w:sz w:val="36"/>
           <w:szCs w:val="36"/>
         </w:rPr>
@@ -16,6 +17,7 @@
         <w:rPr>
           <w:rFonts w:ascii="Times New Roman" w:cs="Times New Roman" w:eastAsia="Times New Roman" w:hAnsi="Times New Roman"/>
           <w:b w:val="1"/>
+          <w:bCs w:val="1"/>
           <w:sz w:val="36"/>
           <w:szCs w:val="36"/>
           <w:rtl w:val="0"/>
@@ -30,52 +32,47 @@
           <w:rFonts w:ascii="Times New Roman" w:cs="Times New Roman" w:eastAsia="Times New Roman" w:hAnsi="Times New Roman"/>
           <w:sz w:val="18"/>
           <w:szCs w:val="18"/>
-        </w:rPr>
-      </w:pPr>
-      <w:r>
-        <w:rPr>
-          <w:rFonts w:ascii="Times New Roman" w:cs="Times New Roman" w:eastAsia="Times New Roman" w:hAnsi="Times New Roman"/>
-          <w:sz w:val="18"/>
-          <w:szCs w:val="18"/>
-          <w:rtl w:val="0"/>
-        </w:rPr>
-        <w:t xml:space="preserve">Newark, NJ | </w:t>
-      </w:r>
-      <w:hyperlink r:id="rId7">
-        <w:r>
-          <w:rPr>
-            <w:rFonts w:ascii="Times New Roman" w:cs="Times New Roman" w:eastAsia="Times New Roman" w:hAnsi="Times New Roman"/>
-            <w:color w:val="1155cc"/>
-            <w:sz w:val="18"/>
-            <w:szCs w:val="18"/>
-            <w:u w:val="single"/>
-            <w:rtl w:val="0"/>
-          </w:rPr>
-          <w:t xml:space="preserve">email</w:t>
-        </w:r>
-      </w:hyperlink>
-      <w:r>
-        <w:rPr>
-          <w:rFonts w:ascii="Times New Roman" w:cs="Times New Roman" w:eastAsia="Times New Roman" w:hAnsi="Times New Roman"/>
-          <w:sz w:val="18"/>
-          <w:szCs w:val="18"/>
-          <w:rtl w:val="0"/>
-        </w:rPr>
-        <w:t xml:space="preserve"> | (862)-300-777-8 | </w:t>
-      </w:r>
-      <w:hyperlink r:id="rId8">
-        <w:r>
-          <w:rPr>
-            <w:rFonts w:ascii="Times New Roman" w:cs="Times New Roman" w:eastAsia="Times New Roman" w:hAnsi="Times New Roman"/>
-            <w:color w:val="1155cc"/>
-            <w:sz w:val="18"/>
-            <w:szCs w:val="18"/>
-            <w:u w:val="single"/>
-            <w:rtl w:val="0"/>
-          </w:rPr>
-          <w:t xml:space="preserve">linkedIn</w:t>
-        </w:r>
-      </w:hyperlink>
+          <w:u w:val="single"/>
+        </w:rPr>
+      </w:pPr>
+      <w:r>
+        <w:rPr>
+          <w:rFonts w:ascii="Times New Roman" w:cs="Times New Roman" w:eastAsia="Times New Roman" w:hAnsi="Times New Roman"/>
+          <w:sz w:val="18"/>
+          <w:szCs w:val="18"/>
+          <w:rtl w:val="0"/>
+        </w:rPr>
+        <w:t xml:space="preserve">Voorhees, NJ | </w:t>
+      </w:r>
+      <w:r>
+        <w:rPr>
+          <w:rFonts w:ascii="Times New Roman" w:cs="Times New Roman" w:eastAsia="Times New Roman" w:hAnsi="Times New Roman"/>
+          <w:sz w:val="18"/>
+          <w:szCs w:val="18"/>
+          <w:u w:val="single"/>
+          <w:rtl w:val="0"/>
+        </w:rPr>
+        <w:t xml:space="preserve">andygyakobo@gmail.com</w:t>
+      </w:r>
+      <w:r>
+        <w:rPr>
+          <w:rFonts w:ascii="Times New Roman" w:cs="Times New Roman" w:eastAsia="Times New Roman" w:hAnsi="Times New Roman"/>
+          <w:sz w:val="18"/>
+          <w:szCs w:val="18"/>
+          <w:rtl w:val="0"/>
+        </w:rPr>
+        <w:t xml:space="preserve"> | (862)-300-7778 | </w:t>
+      </w:r>
+      <w:r>
+        <w:rPr>
+          <w:rFonts w:ascii="Times New Roman" w:cs="Times New Roman" w:eastAsia="Times New Roman" w:hAnsi="Times New Roman"/>
+          <w:sz w:val="18"/>
+          <w:szCs w:val="18"/>
+          <w:u w:val="single"/>
+          <w:rtl w:val="0"/>
+        </w:rPr>
+        <w:t xml:space="preserve">linkedin.com/in/andrew-gyakobo</w:t>
+      </w:r>
       <w:r>
         <w:rPr>
           <w:rFonts w:ascii="Times New Roman" w:cs="Times New Roman" w:eastAsia="Times New Roman" w:hAnsi="Times New Roman"/>
@@ -85,23 +82,15 @@
         </w:rPr>
         <w:t xml:space="preserve"> | </w:t>
       </w:r>
-      <w:hyperlink r:id="rId9">
-        <w:r>
-          <w:rPr>
-            <w:rFonts w:ascii="Times New Roman" w:cs="Times New Roman" w:eastAsia="Times New Roman" w:hAnsi="Times New Roman"/>
-            <w:color w:val="1155cc"/>
-            <w:sz w:val="18"/>
-            <w:szCs w:val="18"/>
-            <w:u w:val="single"/>
-            <w:rtl w:val="0"/>
-          </w:rPr>
-          <w:t xml:space="preserve">github</w:t>
-        </w:r>
-      </w:hyperlink>
-      <w:r>
-        <w:rPr>
-          <w:rtl w:val="0"/>
-        </w:rPr>
+      <w:r>
+        <w:rPr>
+          <w:rFonts w:ascii="Times New Roman" w:cs="Times New Roman" w:eastAsia="Times New Roman" w:hAnsi="Times New Roman"/>
+          <w:sz w:val="18"/>
+          <w:szCs w:val="18"/>
+          <w:u w:val="single"/>
+          <w:rtl w:val="0"/>
+        </w:rPr>
+        <w:t xml:space="preserve">github.com/Gyakobo</w:t>
       </w:r>
     </w:p>
     <w:p>
@@ -242,15 +231,17 @@
         <w:rPr>
           <w:rFonts w:ascii="Times New Roman" w:cs="Times New Roman" w:eastAsia="Times New Roman" w:hAnsi="Times New Roman"/>
           <w:b w:val="1"/>
-          <w:sz w:val="18"/>
-          <w:szCs w:val="18"/>
-          <w:highlight w:val="white"/>
-        </w:rPr>
-      </w:pPr>
-      <w:r>
-        <w:rPr>
-          <w:rFonts w:ascii="Times New Roman" w:cs="Times New Roman" w:eastAsia="Times New Roman" w:hAnsi="Times New Roman"/>
-          <w:b w:val="1"/>
+          <w:bCs w:val="1"/>
+          <w:sz w:val="18"/>
+          <w:szCs w:val="18"/>
+          <w:highlight w:val="white"/>
+        </w:rPr>
+      </w:pPr>
+      <w:r>
+        <w:rPr>
+          <w:rFonts w:ascii="Times New Roman" w:cs="Times New Roman" w:eastAsia="Times New Roman" w:hAnsi="Times New Roman"/>
+          <w:b w:val="1"/>
+          <w:bCs w:val="1"/>
           <w:sz w:val="18"/>
           <w:szCs w:val="18"/>
           <w:highlight w:val="white"/>
@@ -431,6 +422,7 @@
         <w:rPr>
           <w:rFonts w:ascii="Times New Roman" w:cs="Times New Roman" w:eastAsia="Times New Roman" w:hAnsi="Times New Roman"/>
           <w:b w:val="1"/>
+          <w:bCs w:val="1"/>
           <w:sz w:val="20"/>
           <w:szCs w:val="20"/>
         </w:rPr>
@@ -439,33 +431,14 @@
         <w:rPr>
           <w:rFonts w:ascii="Times New Roman" w:cs="Times New Roman" w:eastAsia="Times New Roman" w:hAnsi="Times New Roman"/>
           <w:b w:val="1"/>
+          <w:bCs w:val="1"/>
           <w:sz w:val="20"/>
           <w:szCs w:val="20"/>
           <w:rtl w:val="0"/>
         </w:rPr>
-        <w:t xml:space="preserve">New Jersey Institute of Technology, </w:t>
-      </w:r>
-      <w:r>
-        <w:rPr>
-          <w:rFonts w:ascii="Times New Roman" w:cs="Times New Roman" w:eastAsia="Times New Roman" w:hAnsi="Times New Roman"/>
-          <w:b w:val="1"/>
-          <w:sz w:val="20"/>
-          <w:szCs w:val="20"/>
-          <w:highlight w:val="white"/>
-          <w:rtl w:val="0"/>
-        </w:rPr>
-        <w:t xml:space="preserve">Swissler Innovative Robotics Lab</w:t>
-      </w:r>
-      <w:r>
-        <w:rPr>
-          <w:rFonts w:ascii="Times New Roman" w:cs="Times New Roman" w:eastAsia="Times New Roman" w:hAnsi="Times New Roman"/>
-          <w:b w:val="1"/>
-          <w:sz w:val="20"/>
-          <w:szCs w:val="20"/>
-          <w:rtl w:val="0"/>
-        </w:rPr>
+        <w:t xml:space="preserve">Kanopy Labs</w:t>
         <w:tab/>
-        <w:t xml:space="preserve">Newark, NJ</w:t>
+        <w:t xml:space="preserve">Ramsey, NJ</w:t>
       </w:r>
     </w:p>
     <w:p>
@@ -488,595 +461,7 @@
         </w:rPr>
         <w:t xml:space="preserve">Software Engineer</w:t>
         <w:tab/>
-        <w:t xml:space="preserve">September  2024 - December  2024</w:t>
-      </w:r>
-    </w:p>
-    <w:p>
-      <w:pPr>
-        <w:numPr>
-          <w:ilvl w:val="0"/>
-          <w:numId w:val="6"/>
-        </w:numPr>
-        <w:pBdr>
-          <w:top w:color="auto" w:space="0" w:sz="0" w:val="none"/>
-          <w:bottom w:color="auto" w:space="0" w:sz="0" w:val="none"/>
-          <w:right w:color="auto" w:space="0" w:sz="0" w:val="none"/>
-          <w:between w:color="auto" w:space="0" w:sz="0" w:val="none"/>
-        </w:pBdr>
-        <w:tabs>
-          <w:tab w:val="right" w:leader="none" w:pos="10800"/>
-        </w:tabs>
-        <w:spacing w:line="240" w:lineRule="auto"/>
-        <w:ind w:left="720" w:hanging="360"/>
-        <w:rPr>
-          <w:rFonts w:ascii="Times New Roman" w:cs="Times New Roman" w:eastAsia="Times New Roman" w:hAnsi="Times New Roman"/>
-          <w:sz w:val="18"/>
-          <w:szCs w:val="18"/>
-        </w:rPr>
-      </w:pPr>
-      <w:r>
-        <w:rPr>
-          <w:rFonts w:ascii="Times New Roman" w:cs="Times New Roman" w:eastAsia="Times New Roman" w:hAnsi="Times New Roman"/>
-          <w:sz w:val="18"/>
-          <w:szCs w:val="18"/>
-          <w:highlight w:val="white"/>
-          <w:rtl w:val="0"/>
-        </w:rPr>
-        <w:t xml:space="preserve">Developed a bio-inspired algorithm for road routing, simulating slime mold behavior for optimized network formation.</w:t>
-      </w:r>
-    </w:p>
-    <w:p>
-      <w:pPr>
-        <w:numPr>
-          <w:ilvl w:val="0"/>
-          <w:numId w:val="6"/>
-        </w:numPr>
-        <w:pBdr>
-          <w:top w:color="auto" w:space="0" w:sz="0" w:val="none"/>
-          <w:bottom w:color="auto" w:space="0" w:sz="0" w:val="none"/>
-          <w:right w:color="auto" w:space="0" w:sz="0" w:val="none"/>
-          <w:between w:color="auto" w:space="0" w:sz="0" w:val="none"/>
-        </w:pBdr>
-        <w:tabs>
-          <w:tab w:val="right" w:leader="none" w:pos="10800"/>
-        </w:tabs>
-        <w:spacing w:line="240" w:lineRule="auto"/>
-        <w:ind w:left="720" w:hanging="360"/>
-        <w:rPr>
-          <w:rFonts w:ascii="Times New Roman" w:cs="Times New Roman" w:eastAsia="Times New Roman" w:hAnsi="Times New Roman"/>
-          <w:sz w:val="18"/>
-          <w:szCs w:val="18"/>
-        </w:rPr>
-      </w:pPr>
-      <w:r>
-        <w:rPr>
-          <w:rFonts w:ascii="Times New Roman" w:cs="Times New Roman" w:eastAsia="Times New Roman" w:hAnsi="Times New Roman"/>
-          <w:sz w:val="18"/>
-          <w:szCs w:val="18"/>
-          <w:highlight w:val="white"/>
-          <w:rtl w:val="0"/>
-        </w:rPr>
-        <w:t xml:space="preserve">Utilized Python and OSMnx to enhance route mapping efficiency in urban planning applications.</w:t>
-      </w:r>
-    </w:p>
-    <w:p>
-      <w:pPr>
-        <w:pBdr>
-          <w:top w:color="auto" w:space="0" w:sz="0" w:val="none"/>
-          <w:bottom w:color="auto" w:space="0" w:sz="0" w:val="none"/>
-          <w:right w:color="auto" w:space="0" w:sz="0" w:val="none"/>
-          <w:between w:color="auto" w:space="0" w:sz="0" w:val="none"/>
-        </w:pBdr>
-        <w:tabs>
-          <w:tab w:val="right" w:leader="none" w:pos="10800"/>
-        </w:tabs>
-        <w:spacing w:line="240" w:lineRule="auto"/>
-        <w:ind w:left="720" w:firstLine="0"/>
-        <w:rPr>
-          <w:rFonts w:ascii="Times New Roman" w:cs="Times New Roman" w:eastAsia="Times New Roman" w:hAnsi="Times New Roman"/>
-          <w:sz w:val="2"/>
-          <w:szCs w:val="2"/>
-          <w:highlight w:val="white"/>
-        </w:rPr>
-      </w:pPr>
-      <w:r>
-        <w:rPr>
-          <w:rtl w:val="0"/>
-        </w:rPr>
-      </w:r>
-    </w:p>
-    <w:p>
-      <w:pPr>
-        <w:tabs>
-          <w:tab w:val="right" w:leader="none" w:pos="11343.000000000002"/>
-        </w:tabs>
-        <w:rPr>
-          <w:rFonts w:ascii="Times New Roman" w:cs="Times New Roman" w:eastAsia="Times New Roman" w:hAnsi="Times New Roman"/>
-          <w:b w:val="1"/>
-          <w:sz w:val="20"/>
-          <w:szCs w:val="20"/>
-        </w:rPr>
-      </w:pPr>
-      <w:r>
-        <w:rPr>
-          <w:rFonts w:ascii="Times New Roman" w:cs="Times New Roman" w:eastAsia="Times New Roman" w:hAnsi="Times New Roman"/>
-          <w:b w:val="1"/>
-          <w:sz w:val="20"/>
-          <w:szCs w:val="20"/>
-          <w:rtl w:val="0"/>
-        </w:rPr>
-        <w:t xml:space="preserve">AWS (Amazon Web Services)</w:t>
-        <w:tab/>
-        <w:t xml:space="preserve">Seattle, WA</w:t>
-      </w:r>
-    </w:p>
-    <w:p>
-      <w:pPr>
-        <w:tabs>
-          <w:tab w:val="right" w:leader="none" w:pos="11343.000000000002"/>
-        </w:tabs>
-        <w:rPr>
-          <w:rFonts w:ascii="Times New Roman" w:cs="Times New Roman" w:eastAsia="Times New Roman" w:hAnsi="Times New Roman"/>
-          <w:sz w:val="18"/>
-          <w:szCs w:val="18"/>
-        </w:rPr>
-      </w:pPr>
-      <w:r>
-        <w:rPr>
-          <w:rFonts w:ascii="Times New Roman" w:cs="Times New Roman" w:eastAsia="Times New Roman" w:hAnsi="Times New Roman"/>
-          <w:sz w:val="18"/>
-          <w:szCs w:val="18"/>
-          <w:rtl w:val="0"/>
-        </w:rPr>
-        <w:t xml:space="preserve">Software Engineer Intern</w:t>
-        <w:tab/>
-        <w:t xml:space="preserve">June 2024 - September 2024</w:t>
-      </w:r>
-    </w:p>
-    <w:p>
-      <w:pPr>
-        <w:numPr>
-          <w:ilvl w:val="0"/>
-          <w:numId w:val="6"/>
-        </w:numPr>
-        <w:pBdr>
-          <w:top w:color="auto" w:space="0" w:sz="0" w:val="none"/>
-          <w:bottom w:color="auto" w:space="0" w:sz="0" w:val="none"/>
-          <w:right w:color="auto" w:space="0" w:sz="0" w:val="none"/>
-          <w:between w:color="auto" w:space="0" w:sz="0" w:val="none"/>
-        </w:pBdr>
-        <w:tabs>
-          <w:tab w:val="right" w:leader="none" w:pos="10800"/>
-        </w:tabs>
-        <w:spacing w:line="240" w:lineRule="auto"/>
-        <w:ind w:left="720" w:hanging="360"/>
-        <w:rPr>
-          <w:rFonts w:ascii="Times New Roman" w:cs="Times New Roman" w:eastAsia="Times New Roman" w:hAnsi="Times New Roman"/>
-          <w:sz w:val="18"/>
-          <w:szCs w:val="18"/>
-        </w:rPr>
-      </w:pPr>
-      <w:r>
-        <w:rPr>
-          <w:rFonts w:ascii="Times New Roman" w:cs="Times New Roman" w:eastAsia="Times New Roman" w:hAnsi="Times New Roman"/>
-          <w:b w:val="1"/>
-          <w:sz w:val="18"/>
-          <w:szCs w:val="18"/>
-          <w:highlight w:val="white"/>
-          <w:rtl w:val="0"/>
-        </w:rPr>
-        <w:t xml:space="preserve">Developed internal web scaffolding tools</w:t>
-      </w:r>
-      <w:r>
-        <w:rPr>
-          <w:rFonts w:ascii="Times New Roman" w:cs="Times New Roman" w:eastAsia="Times New Roman" w:hAnsi="Times New Roman"/>
-          <w:sz w:val="18"/>
-          <w:szCs w:val="18"/>
-          <w:highlight w:val="white"/>
-          <w:rtl w:val="0"/>
-        </w:rPr>
-        <w:t xml:space="preserve"> to automate the generation of new web pages and create API systems, streamlining development processes for the AWS Console.</w:t>
-      </w:r>
-    </w:p>
-    <w:p>
-      <w:pPr>
-        <w:numPr>
-          <w:ilvl w:val="0"/>
-          <w:numId w:val="6"/>
-        </w:numPr>
-        <w:pBdr>
-          <w:top w:color="auto" w:space="0" w:sz="0" w:val="none"/>
-          <w:bottom w:color="auto" w:space="0" w:sz="0" w:val="none"/>
-          <w:right w:color="auto" w:space="0" w:sz="0" w:val="none"/>
-          <w:between w:color="auto" w:space="0" w:sz="0" w:val="none"/>
-        </w:pBdr>
-        <w:tabs>
-          <w:tab w:val="right" w:leader="none" w:pos="10800"/>
-        </w:tabs>
-        <w:spacing w:line="240" w:lineRule="auto"/>
-        <w:ind w:left="720" w:hanging="360"/>
-        <w:rPr>
-          <w:rFonts w:ascii="Times New Roman" w:cs="Times New Roman" w:eastAsia="Times New Roman" w:hAnsi="Times New Roman"/>
-          <w:sz w:val="18"/>
-          <w:szCs w:val="18"/>
-        </w:rPr>
-      </w:pPr>
-      <w:r>
-        <w:rPr>
-          <w:rFonts w:ascii="Times New Roman" w:cs="Times New Roman" w:eastAsia="Times New Roman" w:hAnsi="Times New Roman"/>
-          <w:b w:val="1"/>
-          <w:sz w:val="18"/>
-          <w:szCs w:val="18"/>
-          <w:highlight w:val="white"/>
-          <w:rtl w:val="0"/>
-        </w:rPr>
-        <w:t xml:space="preserve">Designed and implemented a scripting tool</w:t>
-      </w:r>
-      <w:r>
-        <w:rPr>
-          <w:rFonts w:ascii="Times New Roman" w:cs="Times New Roman" w:eastAsia="Times New Roman" w:hAnsi="Times New Roman"/>
-          <w:sz w:val="18"/>
-          <w:szCs w:val="18"/>
-          <w:highlight w:val="white"/>
-          <w:rtl w:val="0"/>
-        </w:rPr>
-        <w:t xml:space="preserve"> that reads and compiles Smithy files, enabling seamless integration of web pages on the AWS Console, significantly reducing manual effort.</w:t>
-      </w:r>
-    </w:p>
-    <w:p>
-      <w:pPr>
-        <w:numPr>
-          <w:ilvl w:val="0"/>
-          <w:numId w:val="6"/>
-        </w:numPr>
-        <w:pBdr>
-          <w:top w:color="auto" w:space="0" w:sz="0" w:val="none"/>
-          <w:bottom w:color="auto" w:space="0" w:sz="0" w:val="none"/>
-          <w:right w:color="auto" w:space="0" w:sz="0" w:val="none"/>
-          <w:between w:color="auto" w:space="0" w:sz="0" w:val="none"/>
-        </w:pBdr>
-        <w:tabs>
-          <w:tab w:val="right" w:leader="none" w:pos="10800"/>
-        </w:tabs>
-        <w:spacing w:line="240" w:lineRule="auto"/>
-        <w:ind w:left="720" w:hanging="360"/>
-        <w:rPr>
-          <w:rFonts w:ascii="Times New Roman" w:cs="Times New Roman" w:eastAsia="Times New Roman" w:hAnsi="Times New Roman"/>
-          <w:sz w:val="18"/>
-          <w:szCs w:val="18"/>
-        </w:rPr>
-      </w:pPr>
-      <w:r>
-        <w:rPr>
-          <w:rFonts w:ascii="Times New Roman" w:cs="Times New Roman" w:eastAsia="Times New Roman" w:hAnsi="Times New Roman"/>
-          <w:b w:val="1"/>
-          <w:sz w:val="18"/>
-          <w:szCs w:val="18"/>
-          <w:highlight w:val="white"/>
-          <w:rtl w:val="0"/>
-        </w:rPr>
-        <w:t xml:space="preserve">Utilized AWS S3 and Lambda</w:t>
-      </w:r>
-      <w:r>
-        <w:rPr>
-          <w:rFonts w:ascii="Times New Roman" w:cs="Times New Roman" w:eastAsia="Times New Roman" w:hAnsi="Times New Roman"/>
-          <w:sz w:val="18"/>
-          <w:szCs w:val="18"/>
-          <w:highlight w:val="white"/>
-          <w:rtl w:val="0"/>
-        </w:rPr>
-        <w:t xml:space="preserve"> to enhance the tool’s functionality, leveraging S3 for storage and Lambda for executing backend processes, ensuring scalability and efficiency.</w:t>
-      </w:r>
-    </w:p>
-    <w:p>
-      <w:pPr>
-        <w:numPr>
-          <w:ilvl w:val="0"/>
-          <w:numId w:val="6"/>
-        </w:numPr>
-        <w:pBdr>
-          <w:top w:color="auto" w:space="0" w:sz="0" w:val="none"/>
-          <w:bottom w:color="auto" w:space="0" w:sz="0" w:val="none"/>
-          <w:right w:color="auto" w:space="0" w:sz="0" w:val="none"/>
-          <w:between w:color="auto" w:space="0" w:sz="0" w:val="none"/>
-        </w:pBdr>
-        <w:tabs>
-          <w:tab w:val="right" w:leader="none" w:pos="10800"/>
-        </w:tabs>
-        <w:spacing w:line="240" w:lineRule="auto"/>
-        <w:ind w:left="720" w:hanging="360"/>
-        <w:rPr>
-          <w:rFonts w:ascii="Times New Roman" w:cs="Times New Roman" w:eastAsia="Times New Roman" w:hAnsi="Times New Roman"/>
-          <w:sz w:val="18"/>
-          <w:szCs w:val="18"/>
-          <w:highlight w:val="white"/>
-        </w:rPr>
-      </w:pPr>
-      <w:r>
-        <w:rPr>
-          <w:rFonts w:ascii="Times New Roman" w:cs="Times New Roman" w:eastAsia="Times New Roman" w:hAnsi="Times New Roman"/>
-          <w:sz w:val="18"/>
-          <w:szCs w:val="18"/>
-          <w:highlight w:val="white"/>
-          <w:rtl w:val="0"/>
-        </w:rPr>
-        <w:t xml:space="preserve">Wrote dozens of pages of documentation.</w:t>
-      </w:r>
-    </w:p>
-    <w:p>
-      <w:pPr>
-        <w:pBdr>
-          <w:top w:color="auto" w:space="0" w:sz="0" w:val="none"/>
-          <w:bottom w:color="auto" w:space="0" w:sz="0" w:val="none"/>
-          <w:right w:color="auto" w:space="0" w:sz="0" w:val="none"/>
-          <w:between w:color="auto" w:space="0" w:sz="0" w:val="none"/>
-        </w:pBdr>
-        <w:tabs>
-          <w:tab w:val="right" w:leader="none" w:pos="10800"/>
-        </w:tabs>
-        <w:spacing w:line="240" w:lineRule="auto"/>
-        <w:ind w:left="720" w:firstLine="0"/>
-        <w:rPr>
-          <w:rFonts w:ascii="Times New Roman" w:cs="Times New Roman" w:eastAsia="Times New Roman" w:hAnsi="Times New Roman"/>
-          <w:sz w:val="6"/>
-          <w:szCs w:val="6"/>
-          <w:highlight w:val="white"/>
-        </w:rPr>
-      </w:pPr>
-      <w:r>
-        <w:rPr>
-          <w:rtl w:val="0"/>
-        </w:rPr>
-      </w:r>
-    </w:p>
-    <w:p>
-      <w:pPr>
-        <w:tabs>
-          <w:tab w:val="right" w:leader="none" w:pos="11343.000000000002"/>
-        </w:tabs>
-        <w:rPr>
-          <w:rFonts w:ascii="Times New Roman" w:cs="Times New Roman" w:eastAsia="Times New Roman" w:hAnsi="Times New Roman"/>
-          <w:b w:val="1"/>
-          <w:sz w:val="20"/>
-          <w:szCs w:val="20"/>
-        </w:rPr>
-      </w:pPr>
-      <w:r>
-        <w:rPr>
-          <w:rFonts w:ascii="Times New Roman" w:cs="Times New Roman" w:eastAsia="Times New Roman" w:hAnsi="Times New Roman"/>
-          <w:b w:val="1"/>
-          <w:sz w:val="20"/>
-          <w:szCs w:val="20"/>
-          <w:rtl w:val="0"/>
-        </w:rPr>
-        <w:t xml:space="preserve">New Jersey Institute of Technology, ITSRC (Intelligent Transportation Systems Resource Center)</w:t>
-        <w:tab/>
-        <w:t xml:space="preserve">Newark, NJ</w:t>
-      </w:r>
-    </w:p>
-    <w:p>
-      <w:pPr>
-        <w:tabs>
-          <w:tab w:val="right" w:leader="none" w:pos="11343.000000000002"/>
-        </w:tabs>
-        <w:rPr>
-          <w:rFonts w:ascii="Times New Roman" w:cs="Times New Roman" w:eastAsia="Times New Roman" w:hAnsi="Times New Roman"/>
-          <w:sz w:val="18"/>
-          <w:szCs w:val="18"/>
-        </w:rPr>
-      </w:pPr>
-      <w:r>
-        <w:rPr>
-          <w:rFonts w:ascii="Times New Roman" w:cs="Times New Roman" w:eastAsia="Times New Roman" w:hAnsi="Times New Roman"/>
-          <w:sz w:val="18"/>
-          <w:szCs w:val="18"/>
-          <w:rtl w:val="0"/>
-        </w:rPr>
-        <w:t xml:space="preserve">Java App Developer</w:t>
-        <w:tab/>
-        <w:t xml:space="preserve">October 2023 - May 2024</w:t>
-      </w:r>
-    </w:p>
-    <w:p>
-      <w:pPr>
-        <w:numPr>
-          <w:ilvl w:val="0"/>
-          <w:numId w:val="6"/>
-        </w:numPr>
-        <w:pBdr>
-          <w:top w:color="000000" w:space="0" w:sz="0" w:val="none"/>
-          <w:bottom w:color="000000" w:space="0" w:sz="0" w:val="none"/>
-          <w:right w:color="000000" w:space="0" w:sz="0" w:val="none"/>
-          <w:between w:color="000000" w:space="0" w:sz="0" w:val="none"/>
-        </w:pBdr>
-        <w:tabs>
-          <w:tab w:val="right" w:leader="none" w:pos="10800"/>
-        </w:tabs>
-        <w:spacing w:line="240" w:lineRule="auto"/>
-        <w:ind w:left="720" w:hanging="360"/>
-        <w:rPr>
-          <w:rFonts w:ascii="Times New Roman" w:cs="Times New Roman" w:eastAsia="Times New Roman" w:hAnsi="Times New Roman"/>
-          <w:sz w:val="18"/>
-          <w:szCs w:val="18"/>
-        </w:rPr>
-      </w:pPr>
-      <w:r>
-        <w:rPr>
-          <w:rFonts w:ascii="Times New Roman" w:cs="Times New Roman" w:eastAsia="Times New Roman" w:hAnsi="Times New Roman"/>
-          <w:sz w:val="18"/>
-          <w:szCs w:val="18"/>
-          <w:highlight w:val="white"/>
-          <w:rtl w:val="0"/>
-        </w:rPr>
-        <w:t xml:space="preserve">Manufactured and integrated a java app which uses the university on-campus surveillance to inform drivers of potential jaywalkers..</w:t>
-      </w:r>
-      <w:r>
-        <w:rPr>
-          <w:rtl w:val="0"/>
-        </w:rPr>
-      </w:r>
-    </w:p>
-    <w:p>
-      <w:pPr>
-        <w:numPr>
-          <w:ilvl w:val="0"/>
-          <w:numId w:val="6"/>
-        </w:numPr>
-        <w:pBdr>
-          <w:top w:color="000000" w:space="0" w:sz="0" w:val="none"/>
-          <w:bottom w:color="000000" w:space="0" w:sz="0" w:val="none"/>
-          <w:right w:color="000000" w:space="0" w:sz="0" w:val="none"/>
-          <w:between w:color="000000" w:space="0" w:sz="0" w:val="none"/>
-        </w:pBdr>
-        <w:tabs>
-          <w:tab w:val="right" w:leader="none" w:pos="10800"/>
-        </w:tabs>
-        <w:spacing w:line="240" w:lineRule="auto"/>
-        <w:ind w:left="720" w:hanging="360"/>
-        <w:rPr>
-          <w:rFonts w:ascii="Times New Roman" w:cs="Times New Roman" w:eastAsia="Times New Roman" w:hAnsi="Times New Roman"/>
-          <w:sz w:val="18"/>
-          <w:szCs w:val="18"/>
-        </w:rPr>
-      </w:pPr>
-      <w:r>
-        <w:rPr>
-          <w:rFonts w:ascii="Times New Roman" w:cs="Times New Roman" w:eastAsia="Times New Roman" w:hAnsi="Times New Roman"/>
-          <w:sz w:val="18"/>
-          <w:szCs w:val="18"/>
-          <w:highlight w:val="white"/>
-          <w:rtl w:val="0"/>
-        </w:rPr>
-        <w:t xml:space="preserve">Ensured compatibility and integration between Java apps and the Verizon cloud database.</w:t>
-      </w:r>
-    </w:p>
-    <w:p>
-      <w:pPr>
-        <w:pBdr>
-          <w:top w:color="000000" w:space="0" w:sz="0" w:val="none"/>
-          <w:bottom w:color="000000" w:space="0" w:sz="0" w:val="none"/>
-          <w:right w:color="000000" w:space="0" w:sz="0" w:val="none"/>
-          <w:between w:color="000000" w:space="0" w:sz="0" w:val="none"/>
-        </w:pBdr>
-        <w:tabs>
-          <w:tab w:val="right" w:leader="none" w:pos="10800"/>
-        </w:tabs>
-        <w:spacing w:line="240" w:lineRule="auto"/>
-        <w:ind w:left="720" w:firstLine="0"/>
-        <w:rPr>
-          <w:rFonts w:ascii="Times New Roman" w:cs="Times New Roman" w:eastAsia="Times New Roman" w:hAnsi="Times New Roman"/>
-          <w:sz w:val="2"/>
-          <w:szCs w:val="2"/>
-          <w:highlight w:val="white"/>
-        </w:rPr>
-      </w:pPr>
-      <w:r>
-        <w:rPr>
-          <w:rtl w:val="0"/>
-        </w:rPr>
-      </w:r>
-    </w:p>
-    <w:p>
-      <w:pPr>
-        <w:tabs>
-          <w:tab w:val="right" w:leader="none" w:pos="11343.000000000002"/>
-        </w:tabs>
-        <w:rPr>
-          <w:rFonts w:ascii="Times New Roman" w:cs="Times New Roman" w:eastAsia="Times New Roman" w:hAnsi="Times New Roman"/>
-          <w:b w:val="1"/>
-          <w:sz w:val="20"/>
-          <w:szCs w:val="20"/>
-        </w:rPr>
-      </w:pPr>
-      <w:r>
-        <w:rPr>
-          <w:rFonts w:ascii="Times New Roman" w:cs="Times New Roman" w:eastAsia="Times New Roman" w:hAnsi="Times New Roman"/>
-          <w:b w:val="1"/>
-          <w:sz w:val="20"/>
-          <w:szCs w:val="20"/>
-          <w:rtl w:val="0"/>
-        </w:rPr>
-        <w:t xml:space="preserve">Solera .Inc</w:t>
-        <w:tab/>
-        <w:t xml:space="preserve">Dallas, TX</w:t>
-      </w:r>
-    </w:p>
-    <w:p>
-      <w:pPr>
-        <w:tabs>
-          <w:tab w:val="right" w:leader="none" w:pos="11343.000000000002"/>
-        </w:tabs>
-        <w:rPr>
-          <w:rFonts w:ascii="Times New Roman" w:cs="Times New Roman" w:eastAsia="Times New Roman" w:hAnsi="Times New Roman"/>
-          <w:sz w:val="18"/>
-          <w:szCs w:val="18"/>
-        </w:rPr>
-      </w:pPr>
-      <w:r>
-        <w:rPr>
-          <w:rFonts w:ascii="Times New Roman" w:cs="Times New Roman" w:eastAsia="Times New Roman" w:hAnsi="Times New Roman"/>
-          <w:sz w:val="18"/>
-          <w:szCs w:val="18"/>
-          <w:rtl w:val="0"/>
-        </w:rPr>
-        <w:t xml:space="preserve">Software Engineer Intern</w:t>
-        <w:tab/>
-        <w:t xml:space="preserve">June 2023 - August 2023</w:t>
-      </w:r>
-    </w:p>
-    <w:p>
-      <w:pPr>
-        <w:numPr>
-          <w:ilvl w:val="0"/>
-          <w:numId w:val="6"/>
-        </w:numPr>
-        <w:pBdr>
-          <w:top w:color="000000" w:space="0" w:sz="0" w:val="none"/>
-          <w:bottom w:color="000000" w:space="0" w:sz="0" w:val="none"/>
-          <w:right w:color="000000" w:space="0" w:sz="0" w:val="none"/>
-          <w:between w:color="000000" w:space="0" w:sz="0" w:val="none"/>
-        </w:pBdr>
-        <w:tabs>
-          <w:tab w:val="right" w:leader="none" w:pos="10800"/>
-        </w:tabs>
-        <w:ind w:left="720" w:hanging="360"/>
-        <w:rPr>
-          <w:sz w:val="18"/>
-          <w:szCs w:val="18"/>
-        </w:rPr>
-      </w:pPr>
-      <w:r>
-        <w:rPr>
-          <w:rFonts w:ascii="Times New Roman" w:cs="Times New Roman" w:eastAsia="Times New Roman" w:hAnsi="Times New Roman"/>
-          <w:sz w:val="18"/>
-          <w:szCs w:val="18"/>
-          <w:rtl w:val="0"/>
-        </w:rPr>
-        <w:t xml:space="preserve">Produced </w:t>
-      </w:r>
-      <w:r>
-        <w:rPr>
-          <w:rFonts w:ascii="Times New Roman" w:cs="Times New Roman" w:eastAsia="Times New Roman" w:hAnsi="Times New Roman"/>
-          <w:b w:val="1"/>
-          <w:sz w:val="18"/>
-          <w:szCs w:val="18"/>
-          <w:rtl w:val="0"/>
-        </w:rPr>
-        <w:t xml:space="preserve">C# / .NET </w:t>
-      </w:r>
-      <w:r>
-        <w:rPr>
-          <w:rFonts w:ascii="Times New Roman" w:cs="Times New Roman" w:eastAsia="Times New Roman" w:hAnsi="Times New Roman"/>
-          <w:sz w:val="18"/>
-          <w:szCs w:val="18"/>
-          <w:rtl w:val="0"/>
-        </w:rPr>
-        <w:t xml:space="preserve">code alongside the Syncfusion Pdf library </w:t>
-      </w:r>
-      <w:r>
-        <w:rPr>
-          <w:rtl w:val="0"/>
-        </w:rPr>
+        <w:t xml:space="preserve">September 2025 - April 2026</w:t>
       </w:r>
     </w:p>
     <w:p>
@@ -1099,24 +484,99 @@
         <w:ind w:left="720" w:hanging="360"/>
         <w:rPr>
           <w:rFonts w:ascii="Times New Roman" w:cs="Times New Roman" w:eastAsia="Times New Roman" w:hAnsi="Times New Roman"/>
-          <w:sz w:val="18"/>
-          <w:szCs w:val="18"/>
-        </w:rPr>
-      </w:pPr>
-      <w:r>
-        <w:rPr>
-          <w:rFonts w:ascii="Times New Roman" w:cs="Times New Roman" w:eastAsia="Times New Roman" w:hAnsi="Times New Roman"/>
           <w:color w:val="0d0d0d"/>
           <w:sz w:val="18"/>
           <w:szCs w:val="18"/>
-          <w:rtl w:val="0"/>
-        </w:rPr>
-        <w:t xml:space="preserve">Used Syncfusion for generating, manipulating, and managing PDF documents.</w:t>
-      </w:r>
-      <w:r>
-        <w:rPr>
-          <w:rtl w:val="0"/>
-        </w:rPr>
+        </w:rPr>
+      </w:pPr>
+      <w:r>
+        <w:rPr>
+          <w:rFonts w:ascii="Times New Roman" w:cs="Times New Roman" w:eastAsia="Times New Roman" w:hAnsi="Times New Roman"/>
+          <w:sz w:val="18"/>
+          <w:szCs w:val="18"/>
+          <w:rtl w:val="0"/>
+        </w:rPr>
+        <w:t xml:space="preserve">Engineered the </w:t>
+      </w:r>
+      <w:r>
+        <w:rPr>
+          <w:rFonts w:ascii="Times New Roman" w:cs="Times New Roman" w:eastAsia="Times New Roman" w:hAnsi="Times New Roman"/>
+          <w:b w:val="1"/>
+          <w:bCs w:val="1"/>
+          <w:sz w:val="18"/>
+          <w:szCs w:val="18"/>
+          <w:rtl w:val="0"/>
+        </w:rPr>
+        <w:t xml:space="preserve">messaging feature</w:t>
+      </w:r>
+      <w:r>
+        <w:rPr>
+          <w:rFonts w:ascii="Times New Roman" w:cs="Times New Roman" w:eastAsia="Times New Roman" w:hAnsi="Times New Roman"/>
+          <w:sz w:val="18"/>
+          <w:szCs w:val="18"/>
+          <w:rtl w:val="0"/>
+        </w:rPr>
+        <w:t xml:space="preserve"> of a </w:t>
+      </w:r>
+      <w:r>
+        <w:rPr>
+          <w:rFonts w:ascii="Times New Roman" w:cs="Times New Roman" w:eastAsia="Times New Roman" w:hAnsi="Times New Roman"/>
+          <w:b w:val="1"/>
+          <w:bCs w:val="1"/>
+          <w:sz w:val="18"/>
+          <w:szCs w:val="18"/>
+          <w:rtl w:val="0"/>
+        </w:rPr>
+        <w:t xml:space="preserve">cross-platform dating application </w:t>
+      </w:r>
+      <w:r>
+        <w:rPr>
+          <w:rFonts w:ascii="Times New Roman" w:cs="Times New Roman" w:eastAsia="Times New Roman" w:hAnsi="Times New Roman"/>
+          <w:sz w:val="18"/>
+          <w:szCs w:val="18"/>
+          <w:rtl w:val="0"/>
+        </w:rPr>
+        <w:t xml:space="preserve">called </w:t>
+      </w:r>
+      <w:r>
+        <w:rPr>
+          <w:rFonts w:ascii="Times New Roman" w:cs="Times New Roman" w:eastAsia="Times New Roman" w:hAnsi="Times New Roman"/>
+          <w:b w:val="1"/>
+          <w:bCs w:val="1"/>
+          <w:sz w:val="18"/>
+          <w:szCs w:val="18"/>
+          <w:rtl w:val="0"/>
+        </w:rPr>
+        <w:t xml:space="preserve">Vybes</w:t>
+      </w:r>
+      <w:r>
+        <w:rPr>
+          <w:rFonts w:ascii="Times New Roman" w:cs="Times New Roman" w:eastAsia="Times New Roman" w:hAnsi="Times New Roman"/>
+          <w:sz w:val="18"/>
+          <w:szCs w:val="18"/>
+          <w:rtl w:val="0"/>
+        </w:rPr>
+        <w:t xml:space="preserve"> using React-Native, ensuring </w:t>
+      </w:r>
+      <w:r>
+        <w:rPr>
+          <w:rFonts w:ascii="Times New Roman" w:cs="Times New Roman" w:eastAsia="Times New Roman" w:hAnsi="Times New Roman"/>
+          <w:b w:val="1"/>
+          <w:bCs w:val="1"/>
+          <w:sz w:val="18"/>
+          <w:szCs w:val="18"/>
+          <w:rtl w:val="0"/>
+        </w:rPr>
+        <w:t xml:space="preserve">real-time communication</w:t>
+      </w:r>
+      <w:r>
+        <w:rPr>
+          <w:rFonts w:ascii="Times New Roman" w:cs="Times New Roman" w:eastAsia="Times New Roman" w:hAnsi="Times New Roman"/>
+          <w:sz w:val="18"/>
+          <w:szCs w:val="18"/>
+          <w:rtl w:val="0"/>
+        </w:rPr>
+        <w:t xml:space="preserve"> and seamless user interactions.</w:t>
       </w:r>
     </w:p>
     <w:p>
@@ -1147,12 +607,845 @@
       <w:r>
         <w:rPr>
           <w:rFonts w:ascii="Times New Roman" w:cs="Times New Roman" w:eastAsia="Times New Roman" w:hAnsi="Times New Roman"/>
-          <w:color w:val="0d0d0d"/>
-          <w:sz w:val="18"/>
-          <w:szCs w:val="18"/>
-          <w:rtl w:val="0"/>
-        </w:rPr>
-        <w:t xml:space="preserve">Constructed and maintained websites for Solera Inc.</w:t>
+          <w:sz w:val="18"/>
+          <w:szCs w:val="18"/>
+          <w:rtl w:val="0"/>
+        </w:rPr>
+        <w:t xml:space="preserve">Developed and integrated the </w:t>
+      </w:r>
+      <w:r>
+        <w:rPr>
+          <w:rFonts w:ascii="Times New Roman" w:cs="Times New Roman" w:eastAsia="Times New Roman" w:hAnsi="Times New Roman"/>
+          <w:b w:val="1"/>
+          <w:bCs w:val="1"/>
+          <w:sz w:val="18"/>
+          <w:szCs w:val="18"/>
+          <w:rtl w:val="0"/>
+        </w:rPr>
+        <w:t xml:space="preserve">video calling module</w:t>
+      </w:r>
+      <w:r>
+        <w:rPr>
+          <w:rFonts w:ascii="Times New Roman" w:cs="Times New Roman" w:eastAsia="Times New Roman" w:hAnsi="Times New Roman"/>
+          <w:sz w:val="18"/>
+          <w:szCs w:val="18"/>
+          <w:rtl w:val="0"/>
+        </w:rPr>
+        <w:t xml:space="preserve"> leveraging </w:t>
+      </w:r>
+      <w:r>
+        <w:rPr>
+          <w:rFonts w:ascii="Times New Roman" w:cs="Times New Roman" w:eastAsia="Times New Roman" w:hAnsi="Times New Roman"/>
+          <w:b w:val="1"/>
+          <w:bCs w:val="1"/>
+          <w:sz w:val="18"/>
+          <w:szCs w:val="18"/>
+          <w:rtl w:val="0"/>
+        </w:rPr>
+        <w:t xml:space="preserve">Agora</w:t>
+      </w:r>
+      <w:r>
+        <w:rPr>
+          <w:rFonts w:ascii="Times New Roman" w:cs="Times New Roman" w:eastAsia="Times New Roman" w:hAnsi="Times New Roman"/>
+          <w:sz w:val="18"/>
+          <w:szCs w:val="18"/>
+          <w:rtl w:val="0"/>
+        </w:rPr>
+        <w:t xml:space="preserve"> and third-party APIs, enabling </w:t>
+      </w:r>
+      <w:r>
+        <w:rPr>
+          <w:rFonts w:ascii="Times New Roman" w:cs="Times New Roman" w:eastAsia="Times New Roman" w:hAnsi="Times New Roman"/>
+          <w:b w:val="1"/>
+          <w:bCs w:val="1"/>
+          <w:sz w:val="18"/>
+          <w:szCs w:val="18"/>
+          <w:rtl w:val="0"/>
+        </w:rPr>
+        <w:t xml:space="preserve">high-quality peer-to-peer video</w:t>
+      </w:r>
+      <w:r>
+        <w:rPr>
+          <w:rFonts w:ascii="Times New Roman" w:cs="Times New Roman" w:eastAsia="Times New Roman" w:hAnsi="Times New Roman"/>
+          <w:sz w:val="18"/>
+          <w:szCs w:val="18"/>
+          <w:rtl w:val="0"/>
+        </w:rPr>
+        <w:t xml:space="preserve"> connections within the app.</w:t>
+      </w:r>
+      <w:r>
+        <w:rPr>
+          <w:rtl w:val="0"/>
+        </w:rPr>
+      </w:r>
+    </w:p>
+    <w:p>
+      <w:pPr>
+        <w:pBdr>
+          <w:top w:color="e3e3e3" w:space="0" w:sz="0" w:val="none"/>
+          <w:left w:color="e3e3e3" w:space="0" w:sz="0" w:val="none"/>
+          <w:bottom w:color="e3e3e3" w:space="0" w:sz="0" w:val="none"/>
+          <w:right w:color="e3e3e3" w:space="0" w:sz="0" w:val="none"/>
+          <w:between w:color="e3e3e3" w:space="0" w:sz="0" w:val="none"/>
+        </w:pBdr>
+        <w:shd w:fill="ffffff" w:val="clear"/>
+        <w:tabs>
+          <w:tab w:val="right" w:leader="none" w:pos="11340"/>
+        </w:tabs>
+        <w:ind w:left="0" w:firstLine="0"/>
+        <w:rPr>
+          <w:rFonts w:ascii="Times New Roman" w:cs="Times New Roman" w:eastAsia="Times New Roman" w:hAnsi="Times New Roman"/>
+          <w:b w:val="1"/>
+          <w:bCs w:val="1"/>
+          <w:sz w:val="20"/>
+          <w:szCs w:val="20"/>
+        </w:rPr>
+      </w:pPr>
+      <w:r>
+        <w:rPr>
+          <w:rFonts w:ascii="Times New Roman" w:cs="Times New Roman" w:eastAsia="Times New Roman" w:hAnsi="Times New Roman"/>
+          <w:b w:val="1"/>
+          <w:bCs w:val="1"/>
+          <w:sz w:val="20"/>
+          <w:szCs w:val="20"/>
+          <w:rtl w:val="0"/>
+        </w:rPr>
+        <w:t xml:space="preserve">Comcast</w:t>
+        <w:tab/>
+        <w:t xml:space="preserve">Mt. Laurel, NJ</w:t>
+      </w:r>
+    </w:p>
+    <w:p>
+      <w:pPr>
+        <w:tabs>
+          <w:tab w:val="right" w:leader="none" w:pos="11343.000000000002"/>
+        </w:tabs>
+        <w:rPr>
+          <w:rFonts w:ascii="Times New Roman" w:cs="Times New Roman" w:eastAsia="Times New Roman" w:hAnsi="Times New Roman"/>
+          <w:sz w:val="18"/>
+          <w:szCs w:val="18"/>
+        </w:rPr>
+      </w:pPr>
+      <w:r>
+        <w:rPr>
+          <w:rFonts w:ascii="Times New Roman" w:cs="Times New Roman" w:eastAsia="Times New Roman" w:hAnsi="Times New Roman"/>
+          <w:sz w:val="18"/>
+          <w:szCs w:val="18"/>
+          <w:highlight w:val="white"/>
+          <w:rtl w:val="0"/>
+        </w:rPr>
+        <w:t xml:space="preserve">Python Developer II</w:t>
+      </w:r>
+      <w:r>
+        <w:rPr>
+          <w:rFonts w:ascii="Times New Roman" w:cs="Times New Roman" w:eastAsia="Times New Roman" w:hAnsi="Times New Roman"/>
+          <w:sz w:val="18"/>
+          <w:szCs w:val="18"/>
+          <w:rtl w:val="0"/>
+        </w:rPr>
+        <w:tab/>
+        <w:t xml:space="preserve">March  2025 - August  2025</w:t>
+      </w:r>
+    </w:p>
+    <w:p>
+      <w:pPr>
+        <w:numPr>
+          <w:ilvl w:val="0"/>
+          <w:numId w:val="6"/>
+        </w:numPr>
+        <w:pBdr>
+          <w:top w:color="auto" w:space="0" w:sz="0" w:val="none"/>
+          <w:bottom w:color="auto" w:space="0" w:sz="0" w:val="none"/>
+          <w:right w:color="auto" w:space="0" w:sz="0" w:val="none"/>
+          <w:between w:color="auto" w:space="0" w:sz="0" w:val="none"/>
+        </w:pBdr>
+        <w:tabs>
+          <w:tab w:val="right" w:leader="none" w:pos="10800"/>
+        </w:tabs>
+        <w:spacing w:line="240" w:lineRule="auto"/>
+        <w:ind w:left="720" w:hanging="360"/>
+        <w:rPr>
+          <w:rFonts w:ascii="Times New Roman" w:cs="Times New Roman" w:eastAsia="Times New Roman" w:hAnsi="Times New Roman"/>
+          <w:sz w:val="18"/>
+          <w:szCs w:val="18"/>
+        </w:rPr>
+      </w:pPr>
+      <w:r>
+        <w:rPr>
+          <w:rFonts w:ascii="Times New Roman" w:cs="Times New Roman" w:eastAsia="Times New Roman" w:hAnsi="Times New Roman"/>
+          <w:sz w:val="18"/>
+          <w:szCs w:val="18"/>
+          <w:highlight w:val="white"/>
+          <w:rtl w:val="0"/>
+        </w:rPr>
+        <w:t xml:space="preserve">Developed full-stack web applications using </w:t>
+      </w:r>
+      <w:r>
+        <w:rPr>
+          <w:rFonts w:ascii="Times New Roman" w:cs="Times New Roman" w:eastAsia="Times New Roman" w:hAnsi="Times New Roman"/>
+          <w:b w:val="1"/>
+          <w:bCs w:val="1"/>
+          <w:sz w:val="18"/>
+          <w:szCs w:val="18"/>
+          <w:highlight w:val="white"/>
+          <w:rtl w:val="0"/>
+        </w:rPr>
+        <w:t xml:space="preserve">Python Flask, SQLAlchemy, and React (TanStack Query)</w:t>
+      </w:r>
+      <w:r>
+        <w:rPr>
+          <w:rFonts w:ascii="Times New Roman" w:cs="Times New Roman" w:eastAsia="Times New Roman" w:hAnsi="Times New Roman"/>
+          <w:sz w:val="18"/>
+          <w:szCs w:val="18"/>
+          <w:highlight w:val="white"/>
+          <w:rtl w:val="0"/>
+        </w:rPr>
+        <w:t xml:space="preserve"> to deliver scalable and performant solutions.</w:t>
+      </w:r>
+    </w:p>
+    <w:p>
+      <w:pPr>
+        <w:numPr>
+          <w:ilvl w:val="0"/>
+          <w:numId w:val="6"/>
+        </w:numPr>
+        <w:pBdr>
+          <w:top w:color="auto" w:space="0" w:sz="0" w:val="none"/>
+          <w:bottom w:color="auto" w:space="0" w:sz="0" w:val="none"/>
+          <w:right w:color="auto" w:space="0" w:sz="0" w:val="none"/>
+          <w:between w:color="auto" w:space="0" w:sz="0" w:val="none"/>
+        </w:pBdr>
+        <w:tabs>
+          <w:tab w:val="right" w:leader="none" w:pos="10800"/>
+        </w:tabs>
+        <w:spacing w:line="240" w:lineRule="auto"/>
+        <w:ind w:left="720" w:hanging="360"/>
+        <w:rPr>
+          <w:rFonts w:ascii="Times New Roman" w:cs="Times New Roman" w:eastAsia="Times New Roman" w:hAnsi="Times New Roman"/>
+          <w:sz w:val="18"/>
+          <w:szCs w:val="18"/>
+        </w:rPr>
+      </w:pPr>
+      <w:r>
+        <w:rPr>
+          <w:rFonts w:ascii="Times New Roman" w:cs="Times New Roman" w:eastAsia="Times New Roman" w:hAnsi="Times New Roman"/>
+          <w:sz w:val="18"/>
+          <w:szCs w:val="18"/>
+          <w:highlight w:val="white"/>
+          <w:rtl w:val="0"/>
+        </w:rPr>
+        <w:t xml:space="preserve">Implemented and optimized </w:t>
+      </w:r>
+      <w:r>
+        <w:rPr>
+          <w:rFonts w:ascii="Times New Roman" w:cs="Times New Roman" w:eastAsia="Times New Roman" w:hAnsi="Times New Roman"/>
+          <w:b w:val="1"/>
+          <w:bCs w:val="1"/>
+          <w:sz w:val="18"/>
+          <w:szCs w:val="18"/>
+          <w:highlight w:val="white"/>
+          <w:rtl w:val="0"/>
+        </w:rPr>
+        <w:t xml:space="preserve">RESTful APIs and database models</w:t>
+      </w:r>
+      <w:r>
+        <w:rPr>
+          <w:rFonts w:ascii="Times New Roman" w:cs="Times New Roman" w:eastAsia="Times New Roman" w:hAnsi="Times New Roman"/>
+          <w:sz w:val="18"/>
+          <w:szCs w:val="18"/>
+          <w:highlight w:val="white"/>
+          <w:rtl w:val="0"/>
+        </w:rPr>
+        <w:t xml:space="preserve"> with SQLAlchemy, improving query efficiency and maintainability.</w:t>
+      </w:r>
+    </w:p>
+    <w:p>
+      <w:pPr>
+        <w:numPr>
+          <w:ilvl w:val="0"/>
+          <w:numId w:val="6"/>
+        </w:numPr>
+        <w:pBdr>
+          <w:top w:color="auto" w:space="0" w:sz="0" w:val="none"/>
+          <w:bottom w:color="auto" w:space="0" w:sz="0" w:val="none"/>
+          <w:right w:color="auto" w:space="0" w:sz="0" w:val="none"/>
+          <w:between w:color="auto" w:space="0" w:sz="0" w:val="none"/>
+        </w:pBdr>
+        <w:tabs>
+          <w:tab w:val="right" w:leader="none" w:pos="10800"/>
+        </w:tabs>
+        <w:spacing w:line="240" w:lineRule="auto"/>
+        <w:ind w:left="720" w:hanging="360"/>
+        <w:rPr>
+          <w:rFonts w:ascii="Times New Roman" w:cs="Times New Roman" w:eastAsia="Times New Roman" w:hAnsi="Times New Roman"/>
+          <w:sz w:val="18"/>
+          <w:szCs w:val="18"/>
+        </w:rPr>
+      </w:pPr>
+      <w:r>
+        <w:rPr>
+          <w:rFonts w:ascii="Times New Roman" w:cs="Times New Roman" w:eastAsia="Times New Roman" w:hAnsi="Times New Roman"/>
+          <w:sz w:val="18"/>
+          <w:szCs w:val="18"/>
+          <w:highlight w:val="white"/>
+          <w:rtl w:val="0"/>
+        </w:rPr>
+        <w:t xml:space="preserve">Wrote </w:t>
+      </w:r>
+      <w:r>
+        <w:rPr>
+          <w:rFonts w:ascii="Times New Roman" w:cs="Times New Roman" w:eastAsia="Times New Roman" w:hAnsi="Times New Roman"/>
+          <w:b w:val="1"/>
+          <w:bCs w:val="1"/>
+          <w:sz w:val="18"/>
+          <w:szCs w:val="18"/>
+          <w:highlight w:val="white"/>
+          <w:rtl w:val="0"/>
+        </w:rPr>
+        <w:t xml:space="preserve">comprehensive technical documentation</w:t>
+      </w:r>
+      <w:r>
+        <w:rPr>
+          <w:rFonts w:ascii="Times New Roman" w:cs="Times New Roman" w:eastAsia="Times New Roman" w:hAnsi="Times New Roman"/>
+          <w:sz w:val="18"/>
+          <w:szCs w:val="18"/>
+          <w:highlight w:val="white"/>
+          <w:rtl w:val="0"/>
+        </w:rPr>
+        <w:t xml:space="preserve"> to support onboarding, code maintainability, and cross-team collaboration.</w:t>
+      </w:r>
+    </w:p>
+    <w:p>
+      <w:pPr>
+        <w:numPr>
+          <w:ilvl w:val="0"/>
+          <w:numId w:val="6"/>
+        </w:numPr>
+        <w:pBdr>
+          <w:top w:color="auto" w:space="0" w:sz="0" w:val="none"/>
+          <w:bottom w:color="auto" w:space="0" w:sz="0" w:val="none"/>
+          <w:right w:color="auto" w:space="0" w:sz="0" w:val="none"/>
+          <w:between w:color="auto" w:space="0" w:sz="0" w:val="none"/>
+        </w:pBdr>
+        <w:tabs>
+          <w:tab w:val="right" w:leader="none" w:pos="10800"/>
+        </w:tabs>
+        <w:spacing w:line="240" w:lineRule="auto"/>
+        <w:ind w:left="720" w:hanging="360"/>
+        <w:rPr>
+          <w:rFonts w:ascii="Times New Roman" w:cs="Times New Roman" w:eastAsia="Times New Roman" w:hAnsi="Times New Roman"/>
+          <w:sz w:val="18"/>
+          <w:szCs w:val="18"/>
+        </w:rPr>
+      </w:pPr>
+      <w:r>
+        <w:rPr>
+          <w:rFonts w:ascii="Times New Roman" w:cs="Times New Roman" w:eastAsia="Times New Roman" w:hAnsi="Times New Roman"/>
+          <w:sz w:val="18"/>
+          <w:szCs w:val="18"/>
+          <w:highlight w:val="white"/>
+          <w:rtl w:val="0"/>
+        </w:rPr>
+        <w:t xml:space="preserve">Designed and executed </w:t>
+      </w:r>
+      <w:r>
+        <w:rPr>
+          <w:rFonts w:ascii="Times New Roman" w:cs="Times New Roman" w:eastAsia="Times New Roman" w:hAnsi="Times New Roman"/>
+          <w:b w:val="1"/>
+          <w:bCs w:val="1"/>
+          <w:sz w:val="18"/>
+          <w:szCs w:val="18"/>
+          <w:highlight w:val="white"/>
+          <w:rtl w:val="0"/>
+        </w:rPr>
+        <w:t xml:space="preserve">unit tests and integration tests</w:t>
+      </w:r>
+      <w:r>
+        <w:rPr>
+          <w:rFonts w:ascii="Times New Roman" w:cs="Times New Roman" w:eastAsia="Times New Roman" w:hAnsi="Times New Roman"/>
+          <w:sz w:val="18"/>
+          <w:szCs w:val="18"/>
+          <w:highlight w:val="white"/>
+          <w:rtl w:val="0"/>
+        </w:rPr>
+        <w:t xml:space="preserve">, increasing code coverage and ensuring application reliability.</w:t>
+      </w:r>
+    </w:p>
+    <w:p>
+      <w:pPr>
+        <w:tabs>
+          <w:tab w:val="right" w:leader="none" w:pos="11343.000000000002"/>
+        </w:tabs>
+        <w:rPr>
+          <w:rFonts w:ascii="Times New Roman" w:cs="Times New Roman" w:eastAsia="Times New Roman" w:hAnsi="Times New Roman"/>
+          <w:sz w:val="2"/>
+          <w:szCs w:val="2"/>
+          <w:highlight w:val="white"/>
+        </w:rPr>
+      </w:pPr>
+      <w:r>
+        <w:rPr>
+          <w:rFonts w:ascii="Times New Roman" w:cs="Times New Roman" w:eastAsia="Times New Roman" w:hAnsi="Times New Roman"/>
+          <w:b w:val="1"/>
+          <w:bCs w:val="1"/>
+          <w:sz w:val="2"/>
+          <w:szCs w:val="2"/>
+          <w:rtl w:val="0"/>
+        </w:rPr>
+        <w:br w:type="textWrapping"/>
+      </w:r>
+      <w:r>
+        <w:rPr>
+          <w:rtl w:val="0"/>
+        </w:rPr>
+      </w:r>
+    </w:p>
+    <w:p>
+      <w:pPr>
+        <w:tabs>
+          <w:tab w:val="right" w:leader="none" w:pos="11343.000000000002"/>
+        </w:tabs>
+        <w:rPr>
+          <w:rFonts w:ascii="Times New Roman" w:cs="Times New Roman" w:eastAsia="Times New Roman" w:hAnsi="Times New Roman"/>
+          <w:b w:val="1"/>
+          <w:bCs w:val="1"/>
+          <w:sz w:val="20"/>
+          <w:szCs w:val="20"/>
+        </w:rPr>
+      </w:pPr>
+      <w:r>
+        <w:rPr>
+          <w:rFonts w:ascii="Times New Roman" w:cs="Times New Roman" w:eastAsia="Times New Roman" w:hAnsi="Times New Roman"/>
+          <w:b w:val="1"/>
+          <w:bCs w:val="1"/>
+          <w:sz w:val="20"/>
+          <w:szCs w:val="20"/>
+          <w:rtl w:val="0"/>
+        </w:rPr>
+        <w:t xml:space="preserve">AWS (Amazon Web Services)</w:t>
+        <w:tab/>
+        <w:t xml:space="preserve">Seattle, WA</w:t>
+      </w:r>
+    </w:p>
+    <w:p>
+      <w:pPr>
+        <w:tabs>
+          <w:tab w:val="right" w:leader="none" w:pos="11343.000000000002"/>
+        </w:tabs>
+        <w:rPr>
+          <w:rFonts w:ascii="Times New Roman" w:cs="Times New Roman" w:eastAsia="Times New Roman" w:hAnsi="Times New Roman"/>
+          <w:sz w:val="18"/>
+          <w:szCs w:val="18"/>
+        </w:rPr>
+      </w:pPr>
+      <w:r>
+        <w:rPr>
+          <w:rFonts w:ascii="Times New Roman" w:cs="Times New Roman" w:eastAsia="Times New Roman" w:hAnsi="Times New Roman"/>
+          <w:sz w:val="18"/>
+          <w:szCs w:val="18"/>
+          <w:rtl w:val="0"/>
+        </w:rPr>
+        <w:t xml:space="preserve">Software Engineer Intern</w:t>
+        <w:tab/>
+        <w:t xml:space="preserve">June 2024 - September 2024</w:t>
+      </w:r>
+    </w:p>
+    <w:p>
+      <w:pPr>
+        <w:numPr>
+          <w:ilvl w:val="0"/>
+          <w:numId w:val="6"/>
+        </w:numPr>
+        <w:pBdr>
+          <w:top w:color="auto" w:space="0" w:sz="0" w:val="none"/>
+          <w:bottom w:color="auto" w:space="0" w:sz="0" w:val="none"/>
+          <w:right w:color="auto" w:space="0" w:sz="0" w:val="none"/>
+          <w:between w:color="auto" w:space="0" w:sz="0" w:val="none"/>
+        </w:pBdr>
+        <w:tabs>
+          <w:tab w:val="right" w:leader="none" w:pos="10800"/>
+        </w:tabs>
+        <w:spacing w:line="240" w:lineRule="auto"/>
+        <w:ind w:left="720" w:hanging="360"/>
+        <w:rPr>
+          <w:rFonts w:ascii="Times New Roman" w:cs="Times New Roman" w:eastAsia="Times New Roman" w:hAnsi="Times New Roman"/>
+          <w:sz w:val="18"/>
+          <w:szCs w:val="18"/>
+        </w:rPr>
+      </w:pPr>
+      <w:r>
+        <w:rPr>
+          <w:rFonts w:ascii="Times New Roman" w:cs="Times New Roman" w:eastAsia="Times New Roman" w:hAnsi="Times New Roman"/>
+          <w:b w:val="1"/>
+          <w:bCs w:val="1"/>
+          <w:sz w:val="18"/>
+          <w:szCs w:val="18"/>
+          <w:highlight w:val="white"/>
+          <w:rtl w:val="0"/>
+        </w:rPr>
+        <w:t xml:space="preserve">Developed internal web scaffolding tools</w:t>
+      </w:r>
+      <w:r>
+        <w:rPr>
+          <w:rFonts w:ascii="Times New Roman" w:cs="Times New Roman" w:eastAsia="Times New Roman" w:hAnsi="Times New Roman"/>
+          <w:sz w:val="18"/>
+          <w:szCs w:val="18"/>
+          <w:highlight w:val="white"/>
+          <w:rtl w:val="0"/>
+        </w:rPr>
+        <w:t xml:space="preserve"> to automate the generation of new web pages and create API systems, streamlining development processes for the AWS Console.</w:t>
+      </w:r>
+    </w:p>
+    <w:p>
+      <w:pPr>
+        <w:numPr>
+          <w:ilvl w:val="0"/>
+          <w:numId w:val="6"/>
+        </w:numPr>
+        <w:pBdr>
+          <w:top w:color="auto" w:space="0" w:sz="0" w:val="none"/>
+          <w:bottom w:color="auto" w:space="0" w:sz="0" w:val="none"/>
+          <w:right w:color="auto" w:space="0" w:sz="0" w:val="none"/>
+          <w:between w:color="auto" w:space="0" w:sz="0" w:val="none"/>
+        </w:pBdr>
+        <w:tabs>
+          <w:tab w:val="right" w:leader="none" w:pos="10800"/>
+        </w:tabs>
+        <w:spacing w:line="240" w:lineRule="auto"/>
+        <w:ind w:left="720" w:hanging="360"/>
+        <w:rPr>
+          <w:rFonts w:ascii="Times New Roman" w:cs="Times New Roman" w:eastAsia="Times New Roman" w:hAnsi="Times New Roman"/>
+          <w:sz w:val="18"/>
+          <w:szCs w:val="18"/>
+        </w:rPr>
+      </w:pPr>
+      <w:r>
+        <w:rPr>
+          <w:rFonts w:ascii="Times New Roman" w:cs="Times New Roman" w:eastAsia="Times New Roman" w:hAnsi="Times New Roman"/>
+          <w:b w:val="1"/>
+          <w:bCs w:val="1"/>
+          <w:sz w:val="18"/>
+          <w:szCs w:val="18"/>
+          <w:highlight w:val="white"/>
+          <w:rtl w:val="0"/>
+        </w:rPr>
+        <w:t xml:space="preserve">Designed and implemented a scripting tool</w:t>
+      </w:r>
+      <w:r>
+        <w:rPr>
+          <w:rFonts w:ascii="Times New Roman" w:cs="Times New Roman" w:eastAsia="Times New Roman" w:hAnsi="Times New Roman"/>
+          <w:sz w:val="18"/>
+          <w:szCs w:val="18"/>
+          <w:highlight w:val="white"/>
+          <w:rtl w:val="0"/>
+        </w:rPr>
+        <w:t xml:space="preserve"> that reads and compiles Smithy files, enabling seamless integration of web pages on the AWS Console, significantly reducing manual effort.</w:t>
+      </w:r>
+    </w:p>
+    <w:p>
+      <w:pPr>
+        <w:numPr>
+          <w:ilvl w:val="0"/>
+          <w:numId w:val="6"/>
+        </w:numPr>
+        <w:pBdr>
+          <w:top w:color="auto" w:space="0" w:sz="0" w:val="none"/>
+          <w:bottom w:color="auto" w:space="0" w:sz="0" w:val="none"/>
+          <w:right w:color="auto" w:space="0" w:sz="0" w:val="none"/>
+          <w:between w:color="auto" w:space="0" w:sz="0" w:val="none"/>
+        </w:pBdr>
+        <w:tabs>
+          <w:tab w:val="right" w:leader="none" w:pos="10800"/>
+        </w:tabs>
+        <w:spacing w:line="240" w:lineRule="auto"/>
+        <w:ind w:left="720" w:hanging="360"/>
+        <w:rPr>
+          <w:rFonts w:ascii="Times New Roman" w:cs="Times New Roman" w:eastAsia="Times New Roman" w:hAnsi="Times New Roman"/>
+          <w:sz w:val="18"/>
+          <w:szCs w:val="18"/>
+        </w:rPr>
+      </w:pPr>
+      <w:r>
+        <w:rPr>
+          <w:rFonts w:ascii="Times New Roman" w:cs="Times New Roman" w:eastAsia="Times New Roman" w:hAnsi="Times New Roman"/>
+          <w:b w:val="1"/>
+          <w:bCs w:val="1"/>
+          <w:sz w:val="18"/>
+          <w:szCs w:val="18"/>
+          <w:highlight w:val="white"/>
+          <w:rtl w:val="0"/>
+        </w:rPr>
+        <w:t xml:space="preserve">Utilized AWS S3 and Lambda</w:t>
+      </w:r>
+      <w:r>
+        <w:rPr>
+          <w:rFonts w:ascii="Times New Roman" w:cs="Times New Roman" w:eastAsia="Times New Roman" w:hAnsi="Times New Roman"/>
+          <w:sz w:val="18"/>
+          <w:szCs w:val="18"/>
+          <w:highlight w:val="white"/>
+          <w:rtl w:val="0"/>
+        </w:rPr>
+        <w:t xml:space="preserve"> to enhance the tool’s functionality, leveraging S3 for storage and Lambda for executing backend processes, ensuring scalability and efficiency.</w:t>
+      </w:r>
+    </w:p>
+    <w:p>
+      <w:pPr>
+        <w:numPr>
+          <w:ilvl w:val="0"/>
+          <w:numId w:val="6"/>
+        </w:numPr>
+        <w:pBdr>
+          <w:top w:color="auto" w:space="0" w:sz="0" w:val="none"/>
+          <w:bottom w:color="auto" w:space="0" w:sz="0" w:val="none"/>
+          <w:right w:color="auto" w:space="0" w:sz="0" w:val="none"/>
+          <w:between w:color="auto" w:space="0" w:sz="0" w:val="none"/>
+        </w:pBdr>
+        <w:tabs>
+          <w:tab w:val="right" w:leader="none" w:pos="10800"/>
+        </w:tabs>
+        <w:spacing w:line="240" w:lineRule="auto"/>
+        <w:ind w:left="720" w:hanging="360"/>
+        <w:rPr>
+          <w:rFonts w:ascii="Times New Roman" w:cs="Times New Roman" w:eastAsia="Times New Roman" w:hAnsi="Times New Roman"/>
+          <w:sz w:val="18"/>
+          <w:szCs w:val="18"/>
+          <w:highlight w:val="white"/>
+        </w:rPr>
+      </w:pPr>
+      <w:r>
+        <w:rPr>
+          <w:rFonts w:ascii="Times New Roman" w:cs="Times New Roman" w:eastAsia="Times New Roman" w:hAnsi="Times New Roman"/>
+          <w:sz w:val="18"/>
+          <w:szCs w:val="18"/>
+          <w:highlight w:val="white"/>
+          <w:rtl w:val="0"/>
+        </w:rPr>
+        <w:t xml:space="preserve">Wrote dozens of pages of documentation.</w:t>
+      </w:r>
+    </w:p>
+    <w:p>
+      <w:pPr>
+        <w:pBdr>
+          <w:top w:color="auto" w:space="0" w:sz="0" w:val="none"/>
+          <w:bottom w:color="auto" w:space="0" w:sz="0" w:val="none"/>
+          <w:right w:color="auto" w:space="0" w:sz="0" w:val="none"/>
+          <w:between w:color="auto" w:space="0" w:sz="0" w:val="none"/>
+        </w:pBdr>
+        <w:tabs>
+          <w:tab w:val="right" w:leader="none" w:pos="10800"/>
+        </w:tabs>
+        <w:spacing w:line="240" w:lineRule="auto"/>
+        <w:ind w:left="720" w:firstLine="0"/>
+        <w:rPr>
+          <w:rFonts w:ascii="Times New Roman" w:cs="Times New Roman" w:eastAsia="Times New Roman" w:hAnsi="Times New Roman"/>
+          <w:sz w:val="6"/>
+          <w:szCs w:val="6"/>
+          <w:highlight w:val="white"/>
+        </w:rPr>
+      </w:pPr>
+      <w:r>
+        <w:rPr>
+          <w:rtl w:val="0"/>
+        </w:rPr>
+      </w:r>
+    </w:p>
+    <w:p>
+      <w:pPr>
+        <w:tabs>
+          <w:tab w:val="right" w:leader="none" w:pos="11343.000000000002"/>
+        </w:tabs>
+        <w:rPr>
+          <w:rFonts w:ascii="Times New Roman" w:cs="Times New Roman" w:eastAsia="Times New Roman" w:hAnsi="Times New Roman"/>
+          <w:b w:val="1"/>
+          <w:bCs w:val="1"/>
+          <w:sz w:val="20"/>
+          <w:szCs w:val="20"/>
+        </w:rPr>
+      </w:pPr>
+      <w:r>
+        <w:rPr>
+          <w:rFonts w:ascii="Times New Roman" w:cs="Times New Roman" w:eastAsia="Times New Roman" w:hAnsi="Times New Roman"/>
+          <w:b w:val="1"/>
+          <w:bCs w:val="1"/>
+          <w:sz w:val="20"/>
+          <w:szCs w:val="20"/>
+          <w:rtl w:val="0"/>
+        </w:rPr>
+        <w:t xml:space="preserve">New Jersey Institute of Technology, ITSRC (Intelligent Transportation Systems Resource Center)</w:t>
+        <w:tab/>
+        <w:t xml:space="preserve">Newark, NJ</w:t>
+      </w:r>
+    </w:p>
+    <w:p>
+      <w:pPr>
+        <w:tabs>
+          <w:tab w:val="right" w:leader="none" w:pos="11343.000000000002"/>
+        </w:tabs>
+        <w:rPr>
+          <w:rFonts w:ascii="Times New Roman" w:cs="Times New Roman" w:eastAsia="Times New Roman" w:hAnsi="Times New Roman"/>
+          <w:sz w:val="18"/>
+          <w:szCs w:val="18"/>
+        </w:rPr>
+      </w:pPr>
+      <w:r>
+        <w:rPr>
+          <w:rFonts w:ascii="Times New Roman" w:cs="Times New Roman" w:eastAsia="Times New Roman" w:hAnsi="Times New Roman"/>
+          <w:sz w:val="18"/>
+          <w:szCs w:val="18"/>
+          <w:rtl w:val="0"/>
+        </w:rPr>
+        <w:t xml:space="preserve">Java App Developer</w:t>
+        <w:tab/>
+        <w:t xml:space="preserve">October 2023 - May 2024</w:t>
+      </w:r>
+    </w:p>
+    <w:p>
+      <w:pPr>
+        <w:numPr>
+          <w:ilvl w:val="0"/>
+          <w:numId w:val="6"/>
+        </w:numPr>
+        <w:pBdr>
+          <w:top w:color="000000" w:space="0" w:sz="0" w:val="none"/>
+          <w:bottom w:color="000000" w:space="0" w:sz="0" w:val="none"/>
+          <w:right w:color="000000" w:space="0" w:sz="0" w:val="none"/>
+          <w:between w:color="000000" w:space="0" w:sz="0" w:val="none"/>
+        </w:pBdr>
+        <w:tabs>
+          <w:tab w:val="right" w:leader="none" w:pos="10800"/>
+        </w:tabs>
+        <w:spacing w:line="240" w:lineRule="auto"/>
+        <w:ind w:left="720" w:hanging="360"/>
+        <w:rPr>
+          <w:rFonts w:ascii="Times New Roman" w:cs="Times New Roman" w:eastAsia="Times New Roman" w:hAnsi="Times New Roman"/>
+          <w:sz w:val="18"/>
+          <w:szCs w:val="18"/>
+        </w:rPr>
+      </w:pPr>
+      <w:r>
+        <w:rPr>
+          <w:rFonts w:ascii="Times New Roman" w:cs="Times New Roman" w:eastAsia="Times New Roman" w:hAnsi="Times New Roman"/>
+          <w:sz w:val="18"/>
+          <w:szCs w:val="18"/>
+          <w:highlight w:val="white"/>
+          <w:rtl w:val="0"/>
+        </w:rPr>
+        <w:t xml:space="preserve">Manufactured and integrated a java app which uses the university on-campus surveillance to inform drivers of potential jaywalkers.</w:t>
+      </w:r>
+      <w:r>
+        <w:rPr>
+          <w:rtl w:val="0"/>
+        </w:rPr>
+      </w:r>
+    </w:p>
+    <w:p>
+      <w:pPr>
+        <w:numPr>
+          <w:ilvl w:val="0"/>
+          <w:numId w:val="6"/>
+        </w:numPr>
+        <w:pBdr>
+          <w:top w:color="000000" w:space="0" w:sz="0" w:val="none"/>
+          <w:bottom w:color="000000" w:space="0" w:sz="0" w:val="none"/>
+          <w:right w:color="000000" w:space="0" w:sz="0" w:val="none"/>
+          <w:between w:color="000000" w:space="0" w:sz="0" w:val="none"/>
+        </w:pBdr>
+        <w:tabs>
+          <w:tab w:val="right" w:leader="none" w:pos="10800"/>
+        </w:tabs>
+        <w:spacing w:line="240" w:lineRule="auto"/>
+        <w:ind w:left="720" w:hanging="360"/>
+        <w:rPr>
+          <w:rFonts w:ascii="Times New Roman" w:cs="Times New Roman" w:eastAsia="Times New Roman" w:hAnsi="Times New Roman"/>
+          <w:sz w:val="18"/>
+          <w:szCs w:val="18"/>
+        </w:rPr>
+      </w:pPr>
+      <w:r>
+        <w:rPr>
+          <w:rFonts w:ascii="Times New Roman" w:cs="Times New Roman" w:eastAsia="Times New Roman" w:hAnsi="Times New Roman"/>
+          <w:sz w:val="18"/>
+          <w:szCs w:val="18"/>
+          <w:highlight w:val="white"/>
+          <w:rtl w:val="0"/>
+        </w:rPr>
+        <w:t xml:space="preserve">Ensured compatibility and integration between Java apps and the Verizon cloud database.</w:t>
+      </w:r>
+    </w:p>
+    <w:p>
+      <w:pPr>
+        <w:pBdr>
+          <w:top w:color="000000" w:space="0" w:sz="0" w:val="none"/>
+          <w:bottom w:color="000000" w:space="0" w:sz="0" w:val="none"/>
+          <w:right w:color="000000" w:space="0" w:sz="0" w:val="none"/>
+          <w:between w:color="000000" w:space="0" w:sz="0" w:val="none"/>
+        </w:pBdr>
+        <w:tabs>
+          <w:tab w:val="right" w:leader="none" w:pos="10800"/>
+        </w:tabs>
+        <w:spacing w:line="240" w:lineRule="auto"/>
+        <w:ind w:left="720" w:firstLine="0"/>
+        <w:rPr>
+          <w:rFonts w:ascii="Times New Roman" w:cs="Times New Roman" w:eastAsia="Times New Roman" w:hAnsi="Times New Roman"/>
+          <w:sz w:val="2"/>
+          <w:szCs w:val="2"/>
+          <w:highlight w:val="white"/>
+        </w:rPr>
+      </w:pPr>
+      <w:r>
+        <w:rPr>
+          <w:rtl w:val="0"/>
+        </w:rPr>
+      </w:r>
+    </w:p>
+    <w:p>
+      <w:pPr>
+        <w:tabs>
+          <w:tab w:val="right" w:leader="none" w:pos="11343.000000000002"/>
+        </w:tabs>
+        <w:rPr>
+          <w:rFonts w:ascii="Times New Roman" w:cs="Times New Roman" w:eastAsia="Times New Roman" w:hAnsi="Times New Roman"/>
+          <w:b w:val="1"/>
+          <w:bCs w:val="1"/>
+          <w:sz w:val="20"/>
+          <w:szCs w:val="20"/>
+        </w:rPr>
+      </w:pPr>
+      <w:r>
+        <w:rPr>
+          <w:rFonts w:ascii="Times New Roman" w:cs="Times New Roman" w:eastAsia="Times New Roman" w:hAnsi="Times New Roman"/>
+          <w:b w:val="1"/>
+          <w:bCs w:val="1"/>
+          <w:sz w:val="20"/>
+          <w:szCs w:val="20"/>
+          <w:rtl w:val="0"/>
+        </w:rPr>
+        <w:t xml:space="preserve">Solera .Inc</w:t>
+        <w:tab/>
+        <w:t xml:space="preserve">Dallas, TX</w:t>
+      </w:r>
+    </w:p>
+    <w:p>
+      <w:pPr>
+        <w:tabs>
+          <w:tab w:val="right" w:leader="none" w:pos="11343.000000000002"/>
+        </w:tabs>
+        <w:rPr>
+          <w:rFonts w:ascii="Times New Roman" w:cs="Times New Roman" w:eastAsia="Times New Roman" w:hAnsi="Times New Roman"/>
+          <w:sz w:val="18"/>
+          <w:szCs w:val="18"/>
+        </w:rPr>
+      </w:pPr>
+      <w:r>
+        <w:rPr>
+          <w:rFonts w:ascii="Times New Roman" w:cs="Times New Roman" w:eastAsia="Times New Roman" w:hAnsi="Times New Roman"/>
+          <w:sz w:val="18"/>
+          <w:szCs w:val="18"/>
+          <w:rtl w:val="0"/>
+        </w:rPr>
+        <w:t xml:space="preserve">Software Engineer Intern</w:t>
+        <w:tab/>
+        <w:t xml:space="preserve">June 2023 - August 2023</w:t>
       </w:r>
     </w:p>
     <w:p>
@@ -1183,16 +1476,19 @@
       <w:r>
         <w:rPr>
           <w:rFonts w:ascii="Times New Roman" w:cs="Times New Roman" w:eastAsia="Times New Roman" w:hAnsi="Times New Roman"/>
-          <w:color w:val="0d0d0d"/>
-          <w:sz w:val="18"/>
-          <w:szCs w:val="18"/>
-          <w:rtl w:val="0"/>
-        </w:rPr>
-        <w:t xml:space="preserve">Utilized HTML, CSS, and JavaScript for front-end development.</w:t>
-      </w:r>
-    </w:p>
-    <w:p>
-      <w:pPr>
+          <w:sz w:val="18"/>
+          <w:szCs w:val="18"/>
+          <w:rtl w:val="0"/>
+        </w:rPr>
+        <w:t xml:space="preserve">Developed Microsoft applications using C# and .NET, integrating the Syncfusion PDF library to generate, manipulate, and manage PDF documents efficiently.</w:t>
+      </w:r>
+    </w:p>
+    <w:p>
+      <w:pPr>
+        <w:numPr>
+          <w:ilvl w:val="0"/>
+          <w:numId w:val="6"/>
+        </w:numPr>
         <w:pBdr>
           <w:top w:color="e3e3e3" w:space="0" w:sz="0" w:val="none"/>
           <w:left w:color="e3e3e3" w:space="0" w:sz="0" w:val="none"/>
@@ -1204,66 +1500,22 @@
         <w:tabs>
           <w:tab w:val="right" w:leader="none" w:pos="10800"/>
         </w:tabs>
-        <w:ind w:left="720" w:firstLine="0"/>
+        <w:ind w:left="720" w:hanging="360"/>
         <w:rPr>
           <w:rFonts w:ascii="Times New Roman" w:cs="Times New Roman" w:eastAsia="Times New Roman" w:hAnsi="Times New Roman"/>
           <w:color w:val="0d0d0d"/>
-          <w:sz w:val="2"/>
-          <w:szCs w:val="2"/>
-        </w:rPr>
-      </w:pPr>
-      <w:r>
-        <w:rPr>
-          <w:rtl w:val="0"/>
-        </w:rPr>
-      </w:r>
-    </w:p>
-    <w:p>
-      <w:pPr>
-        <w:tabs>
-          <w:tab w:val="right" w:leader="none" w:pos="11343.000000000002"/>
-        </w:tabs>
-        <w:rPr>
-          <w:rFonts w:ascii="Times New Roman" w:cs="Times New Roman" w:eastAsia="Times New Roman" w:hAnsi="Times New Roman"/>
-          <w:b w:val="1"/>
-          <w:sz w:val="20"/>
-          <w:szCs w:val="20"/>
-        </w:rPr>
-      </w:pPr>
-      <w:r>
-        <w:rPr>
-          <w:rFonts w:ascii="Times New Roman" w:cs="Times New Roman" w:eastAsia="Times New Roman" w:hAnsi="Times New Roman"/>
-          <w:b w:val="1"/>
-          <w:sz w:val="20"/>
-          <w:szCs w:val="20"/>
-          <w:rtl w:val="0"/>
-        </w:rPr>
-        <w:t xml:space="preserve">New Jersey Institute of Technology, CSTR (Center for Solar-Terrestrial Research)</w:t>
-        <w:tab/>
-        <w:t xml:space="preserve">Newark, NJ</w:t>
-      </w:r>
-    </w:p>
-    <w:p>
-      <w:pPr>
-        <w:tabs>
-          <w:tab w:val="right" w:leader="none" w:pos="11343.000000000002"/>
-        </w:tabs>
-        <w:rPr>
-          <w:rFonts w:ascii="Times New Roman" w:cs="Times New Roman" w:eastAsia="Times New Roman" w:hAnsi="Times New Roman"/>
-          <w:sz w:val="18"/>
-          <w:szCs w:val="18"/>
-        </w:rPr>
-      </w:pPr>
-      <w:r>
-        <w:rPr>
-          <w:rFonts w:ascii="Times New Roman" w:cs="Times New Roman" w:eastAsia="Times New Roman" w:hAnsi="Times New Roman"/>
-          <w:sz w:val="18"/>
-          <w:szCs w:val="18"/>
-          <w:rtl w:val="0"/>
-        </w:rPr>
-        <w:t xml:space="preserve">Data Analyst and Engineer</w:t>
-        <w:tab/>
-        <w:t xml:space="preserve">May 2022 - June 2023</w:t>
+          <w:sz w:val="18"/>
+          <w:szCs w:val="18"/>
+        </w:rPr>
+      </w:pPr>
+      <w:r>
+        <w:rPr>
+          <w:rFonts w:ascii="Times New Roman" w:cs="Times New Roman" w:eastAsia="Times New Roman" w:hAnsi="Times New Roman"/>
+          <w:sz w:val="18"/>
+          <w:szCs w:val="18"/>
+          <w:rtl w:val="0"/>
+        </w:rPr>
+        <w:t xml:space="preserve">Built and maintained company websites with HTML, CSS, and JavaScript to enhance internal tools and client-facing functionality.</w:t>
       </w:r>
     </w:p>
     <w:p>
@@ -1273,89 +1525,73 @@
           <w:numId w:val="6"/>
         </w:numPr>
         <w:pBdr>
-          <w:top w:color="000000" w:space="0" w:sz="0" w:val="none"/>
-          <w:bottom w:color="000000" w:space="0" w:sz="0" w:val="none"/>
-          <w:right w:color="000000" w:space="0" w:sz="0" w:val="none"/>
-          <w:between w:color="000000" w:space="0" w:sz="0" w:val="none"/>
+          <w:top w:color="e3e3e3" w:space="0" w:sz="0" w:val="none"/>
+          <w:left w:color="e3e3e3" w:space="0" w:sz="0" w:val="none"/>
+          <w:bottom w:color="e3e3e3" w:space="0" w:sz="0" w:val="none"/>
+          <w:right w:color="e3e3e3" w:space="0" w:sz="0" w:val="none"/>
+          <w:between w:color="e3e3e3" w:space="0" w:sz="0" w:val="none"/>
         </w:pBdr>
+        <w:shd w:fill="ffffff" w:val="clear"/>
         <w:tabs>
           <w:tab w:val="right" w:leader="none" w:pos="10800"/>
         </w:tabs>
         <w:ind w:left="720" w:hanging="360"/>
         <w:rPr>
           <w:rFonts w:ascii="Times New Roman" w:cs="Times New Roman" w:eastAsia="Times New Roman" w:hAnsi="Times New Roman"/>
-          <w:sz w:val="18"/>
-          <w:szCs w:val="18"/>
-        </w:rPr>
-      </w:pPr>
-      <w:r>
-        <w:rPr>
-          <w:rFonts w:ascii="Times New Roman" w:cs="Times New Roman" w:eastAsia="Times New Roman" w:hAnsi="Times New Roman"/>
-          <w:sz w:val="18"/>
-          <w:szCs w:val="18"/>
-          <w:highlight w:val="white"/>
-          <w:rtl w:val="0"/>
-        </w:rPr>
-        <w:t xml:space="preserve">Wrote Python code to analyze vast arrays of temperature data(Ion Temperature, Electron Temperature, etc.) supplied by the Poker Flat IS Radar (in short a radio telescope)</w:t>
-      </w:r>
-      <w:r>
-        <w:rPr>
-          <w:rtl w:val="0"/>
-        </w:rPr>
-      </w:r>
-    </w:p>
-    <w:p>
-      <w:pPr>
-        <w:numPr>
-          <w:ilvl w:val="0"/>
-          <w:numId w:val="6"/>
-        </w:numPr>
-        <w:pBdr>
-          <w:top w:color="000000" w:space="0" w:sz="0" w:val="none"/>
-          <w:bottom w:color="000000" w:space="0" w:sz="0" w:val="none"/>
-          <w:right w:color="000000" w:space="0" w:sz="0" w:val="none"/>
-          <w:between w:color="000000" w:space="0" w:sz="0" w:val="none"/>
-        </w:pBdr>
-        <w:tabs>
-          <w:tab w:val="right" w:leader="none" w:pos="10800"/>
-        </w:tabs>
-        <w:ind w:left="720" w:hanging="360"/>
-        <w:rPr>
-          <w:rFonts w:ascii="Times New Roman" w:cs="Times New Roman" w:eastAsia="Times New Roman" w:hAnsi="Times New Roman"/>
-          <w:sz w:val="18"/>
-          <w:szCs w:val="18"/>
-        </w:rPr>
-      </w:pPr>
-      <w:r>
-        <w:rPr>
-          <w:rFonts w:ascii="Times New Roman" w:cs="Times New Roman" w:eastAsia="Times New Roman" w:hAnsi="Times New Roman"/>
-          <w:sz w:val="18"/>
-          <w:szCs w:val="18"/>
-          <w:highlight w:val="white"/>
-          <w:rtl w:val="0"/>
-        </w:rPr>
-        <w:t xml:space="preserve">Determined an algorithm to trace sudden spikes in the atmospheric Ion temperature in order to locate and track the unknown phenomenon of Strong Thermal Emission Velocity Enhancement (STEVE)</w:t>
-      </w:r>
-    </w:p>
-    <w:p>
-      <w:pPr>
-        <w:pBdr>
-          <w:top w:color="000000" w:space="0" w:sz="0" w:val="none"/>
-          <w:bottom w:color="000000" w:space="0" w:sz="0" w:val="none"/>
-          <w:right w:color="000000" w:space="0" w:sz="0" w:val="none"/>
-          <w:between w:color="000000" w:space="0" w:sz="0" w:val="none"/>
-        </w:pBdr>
-        <w:tabs>
-          <w:tab w:val="right" w:leader="none" w:pos="10800"/>
-        </w:tabs>
-        <w:ind w:left="0" w:firstLine="0"/>
-        <w:rPr>
-          <w:rFonts w:ascii="Times New Roman" w:cs="Times New Roman" w:eastAsia="Times New Roman" w:hAnsi="Times New Roman"/>
-          <w:sz w:val="8"/>
-          <w:szCs w:val="8"/>
-          <w:highlight w:val="white"/>
-        </w:rPr>
-      </w:pPr>
+          <w:color w:val="0d0d0d"/>
+          <w:sz w:val="18"/>
+          <w:szCs w:val="18"/>
+        </w:rPr>
+      </w:pPr>
+      <w:r>
+        <w:rPr>
+          <w:rFonts w:ascii="Times New Roman" w:cs="Times New Roman" w:eastAsia="Times New Roman" w:hAnsi="Times New Roman"/>
+          <w:sz w:val="18"/>
+          <w:szCs w:val="18"/>
+          <w:rtl w:val="0"/>
+        </w:rPr>
+        <w:t xml:space="preserve">Designed and implemented an </w:t>
+      </w:r>
+      <w:r>
+        <w:rPr>
+          <w:rFonts w:ascii="Times New Roman" w:cs="Times New Roman" w:eastAsia="Times New Roman" w:hAnsi="Times New Roman"/>
+          <w:b w:val="1"/>
+          <w:bCs w:val="1"/>
+          <w:sz w:val="18"/>
+          <w:szCs w:val="18"/>
+          <w:rtl w:val="0"/>
+        </w:rPr>
+        <w:t xml:space="preserve">insurance claims application generator</w:t>
+      </w:r>
+      <w:r>
+        <w:rPr>
+          <w:rFonts w:ascii="Times New Roman" w:cs="Times New Roman" w:eastAsia="Times New Roman" w:hAnsi="Times New Roman"/>
+          <w:sz w:val="18"/>
+          <w:szCs w:val="18"/>
+          <w:rtl w:val="0"/>
+        </w:rPr>
+        <w:t xml:space="preserve"> to support </w:t>
+      </w:r>
+      <w:r>
+        <w:rPr>
+          <w:rFonts w:ascii="Times New Roman" w:cs="Times New Roman" w:eastAsia="Times New Roman" w:hAnsi="Times New Roman"/>
+          <w:b w:val="1"/>
+          <w:bCs w:val="1"/>
+          <w:sz w:val="18"/>
+          <w:szCs w:val="18"/>
+          <w:rtl w:val="0"/>
+        </w:rPr>
+        <w:t xml:space="preserve">AI system training</w:t>
+      </w:r>
+      <w:r>
+        <w:rPr>
+          <w:rFonts w:ascii="Times New Roman" w:cs="Times New Roman" w:eastAsia="Times New Roman" w:hAnsi="Times New Roman"/>
+          <w:sz w:val="18"/>
+          <w:szCs w:val="18"/>
+          <w:rtl w:val="0"/>
+        </w:rPr>
+        <w:t xml:space="preserve">, significantly reducing model training costs.</w:t>
+      </w:r>
       <w:r>
         <w:rPr>
           <w:rtl w:val="0"/>
@@ -1443,6 +1679,7 @@
         <w:rPr>
           <w:rFonts w:ascii="Times New Roman" w:cs="Times New Roman" w:eastAsia="Times New Roman" w:hAnsi="Times New Roman"/>
           <w:b w:val="1"/>
+          <w:bCs w:val="1"/>
           <w:sz w:val="18"/>
           <w:szCs w:val="18"/>
           <w:rtl w:val="0"/>
@@ -1497,6 +1734,7 @@
         <w:rPr>
           <w:rFonts w:ascii="Times New Roman" w:cs="Times New Roman" w:eastAsia="Times New Roman" w:hAnsi="Times New Roman"/>
           <w:b w:val="1"/>
+          <w:bCs w:val="1"/>
           <w:sz w:val="18"/>
           <w:szCs w:val="18"/>
           <w:rtl w:val="0"/>
@@ -1516,6 +1754,7 @@
         <w:rPr>
           <w:rFonts w:ascii="Times New Roman" w:cs="Times New Roman" w:eastAsia="Times New Roman" w:hAnsi="Times New Roman"/>
           <w:b w:val="1"/>
+          <w:bCs w:val="1"/>
           <w:sz w:val="18"/>
           <w:szCs w:val="18"/>
           <w:rtl w:val="0"/>
@@ -1529,7 +1768,7 @@
           <w:szCs w:val="18"/>
           <w:rtl w:val="0"/>
         </w:rPr>
-        <w:t xml:space="preserve"> .NET, Matlab, SQL, Markdown, Assembly x86, TypeScript, JavaScript, Smithy</w:t>
+        <w:t xml:space="preserve"> .NET, Matlab, SQL, MongoDB,  Markdown, TypeScript, JavaScript, Smithy</w:t>
       </w:r>
     </w:p>
     <w:p>
@@ -1555,6 +1794,7 @@
         <w:rPr>
           <w:rFonts w:ascii="Times New Roman" w:cs="Times New Roman" w:eastAsia="Times New Roman" w:hAnsi="Times New Roman"/>
           <w:b w:val="1"/>
+          <w:bCs w:val="1"/>
           <w:sz w:val="18"/>
           <w:szCs w:val="18"/>
           <w:rtl w:val="0"/>
@@ -1568,7 +1808,7 @@
           <w:szCs w:val="18"/>
           <w:rtl w:val="0"/>
         </w:rPr>
-        <w:t xml:space="preserve"> ReactJS, React Native, Node.js, Python Flask, Pandas, Numpy, Matplotlib, Rest API, Smithy API, Spring Boot, Apache Maven</w:t>
+        <w:t xml:space="preserve"> ReactJS, React-Native, Node.js, NPM, Python Flask, Pandas, Numpy, Matplotlib, Smithy API, Spring Boot, Apache Maven</w:t>
       </w:r>
     </w:p>
     <w:p>
@@ -1594,6 +1834,7 @@
         <w:rPr>
           <w:rFonts w:ascii="Times New Roman" w:cs="Times New Roman" w:eastAsia="Times New Roman" w:hAnsi="Times New Roman"/>
           <w:b w:val="1"/>
+          <w:bCs w:val="1"/>
           <w:sz w:val="18"/>
           <w:szCs w:val="18"/>
           <w:rtl w:val="0"/>
@@ -1728,6 +1969,7 @@
         <w:rPr>
           <w:rFonts w:ascii="Times New Roman" w:cs="Times New Roman" w:eastAsia="Times New Roman" w:hAnsi="Times New Roman"/>
           <w:b w:val="1"/>
+          <w:bCs w:val="1"/>
           <w:sz w:val="18"/>
           <w:szCs w:val="18"/>
           <w:rtl w:val="0"/>
@@ -1747,6 +1989,7 @@
         <w:rPr>
           <w:rFonts w:ascii="Times New Roman" w:cs="Times New Roman" w:eastAsia="Times New Roman" w:hAnsi="Times New Roman"/>
           <w:b w:val="1"/>
+          <w:bCs w:val="1"/>
           <w:sz w:val="18"/>
           <w:szCs w:val="18"/>
           <w:rtl w:val="0"/>
@@ -1766,6 +2009,7 @@
         <w:rPr>
           <w:rFonts w:ascii="Times New Roman" w:cs="Times New Roman" w:eastAsia="Times New Roman" w:hAnsi="Times New Roman"/>
           <w:b w:val="1"/>
+          <w:bCs w:val="1"/>
           <w:sz w:val="18"/>
           <w:szCs w:val="18"/>
           <w:rtl w:val="0"/>
@@ -1822,6 +2066,7 @@
         <w:rPr>
           <w:rFonts w:ascii="Times New Roman" w:cs="Times New Roman" w:eastAsia="Times New Roman" w:hAnsi="Times New Roman"/>
           <w:b w:val="1"/>
+          <w:bCs w:val="1"/>
           <w:sz w:val="18"/>
           <w:szCs w:val="18"/>
           <w:rtl w:val="0"/>
@@ -1841,6 +2086,7 @@
         <w:rPr>
           <w:rFonts w:ascii="Times New Roman" w:cs="Times New Roman" w:eastAsia="Times New Roman" w:hAnsi="Times New Roman"/>
           <w:b w:val="1"/>
+          <w:bCs w:val="1"/>
           <w:sz w:val="18"/>
           <w:szCs w:val="18"/>
           <w:rtl w:val="0"/>
@@ -1860,6 +2106,7 @@
         <w:rPr>
           <w:rFonts w:ascii="Times New Roman" w:cs="Times New Roman" w:eastAsia="Times New Roman" w:hAnsi="Times New Roman"/>
           <w:b w:val="1"/>
+          <w:bCs w:val="1"/>
           <w:sz w:val="18"/>
           <w:szCs w:val="18"/>
           <w:rtl w:val="0"/>
@@ -1879,6 +2126,7 @@
         <w:rPr>
           <w:rFonts w:ascii="Times New Roman" w:cs="Times New Roman" w:eastAsia="Times New Roman" w:hAnsi="Times New Roman"/>
           <w:b w:val="1"/>
+          <w:bCs w:val="1"/>
           <w:sz w:val="18"/>
           <w:szCs w:val="18"/>
           <w:rtl w:val="0"/>
@@ -1935,6 +2183,7 @@
         <w:rPr>
           <w:rFonts w:ascii="Times New Roman" w:cs="Times New Roman" w:eastAsia="Times New Roman" w:hAnsi="Times New Roman"/>
           <w:b w:val="1"/>
+          <w:bCs w:val="1"/>
           <w:sz w:val="18"/>
           <w:szCs w:val="18"/>
           <w:rtl w:val="0"/>
@@ -2124,6 +2373,7 @@
         <w:rPr>
           <w:rFonts w:ascii="Times New Roman" w:cs="Times New Roman" w:eastAsia="Times New Roman" w:hAnsi="Times New Roman"/>
           <w:b w:val="1"/>
+          <w:bCs w:val="1"/>
           <w:sz w:val="18"/>
           <w:szCs w:val="18"/>
           <w:highlight w:val="white"/>
@@ -2174,33 +2424,53 @@
       <w:r>
         <w:rPr>
           <w:rFonts w:ascii="Times New Roman" w:cs="Times New Roman" w:eastAsia="Times New Roman" w:hAnsi="Times New Roman"/>
-          <w:sz w:val="18"/>
-          <w:szCs w:val="18"/>
-          <w:highlight w:val="white"/>
-          <w:rtl w:val="0"/>
-        </w:rPr>
-        <w:t xml:space="preserve">National Society of Black Engineers (</w:t>
-      </w:r>
-      <w:r>
-        <w:rPr>
-          <w:rFonts w:ascii="Times New Roman" w:cs="Times New Roman" w:eastAsia="Times New Roman" w:hAnsi="Times New Roman"/>
-          <w:b w:val="1"/>
-          <w:sz w:val="18"/>
-          <w:szCs w:val="18"/>
-          <w:highlight w:val="white"/>
-          <w:rtl w:val="0"/>
-        </w:rPr>
-        <w:t xml:space="preserve">NSBE</w:t>
-      </w:r>
-      <w:r>
-        <w:rPr>
-          <w:rFonts w:ascii="Times New Roman" w:cs="Times New Roman" w:eastAsia="Times New Roman" w:hAnsi="Times New Roman"/>
+          <w:color w:val="040c28"/>
+          <w:sz w:val="18"/>
+          <w:szCs w:val="18"/>
+          <w:highlight w:val="white"/>
+          <w:rtl w:val="0"/>
+        </w:rPr>
+        <w:t xml:space="preserve">Society of Hispanic Professional Engineers</w:t>
+      </w:r>
+      <w:r>
+        <w:rPr>
+          <w:rFonts w:ascii="Times New Roman" w:cs="Times New Roman" w:eastAsia="Times New Roman" w:hAnsi="Times New Roman"/>
+          <w:color w:val="202124"/>
+          <w:sz w:val="18"/>
+          <w:szCs w:val="18"/>
+          <w:highlight w:val="white"/>
+          <w:rtl w:val="0"/>
+        </w:rPr>
+        <w:t xml:space="preserve"> (</w:t>
+      </w:r>
+      <w:r>
+        <w:rPr>
+          <w:rFonts w:ascii="Times New Roman" w:cs="Times New Roman" w:eastAsia="Times New Roman" w:hAnsi="Times New Roman"/>
+          <w:b w:val="1"/>
+          <w:bCs w:val="1"/>
+          <w:color w:val="202124"/>
+          <w:sz w:val="18"/>
+          <w:szCs w:val="18"/>
+          <w:highlight w:val="white"/>
+          <w:rtl w:val="0"/>
+        </w:rPr>
+        <w:t xml:space="preserve">SHPE</w:t>
+      </w:r>
+      <w:r>
+        <w:rPr>
+          <w:rFonts w:ascii="Times New Roman" w:cs="Times New Roman" w:eastAsia="Times New Roman" w:hAnsi="Times New Roman"/>
+          <w:color w:val="202124"/>
           <w:sz w:val="18"/>
           <w:szCs w:val="18"/>
           <w:highlight w:val="white"/>
           <w:rtl w:val="0"/>
         </w:rPr>
         <w:t xml:space="preserve">)</w:t>
+      </w:r>
+      <w:r>
+        <w:rPr>
+          <w:rtl w:val="0"/>
+        </w:rPr>
       </w:r>
     </w:p>
     <w:p>
@@ -2222,103 +2492,29 @@
         <w:ind w:left="720" w:hanging="360"/>
         <w:rPr>
           <w:rFonts w:ascii="Times New Roman" w:cs="Times New Roman" w:eastAsia="Times New Roman" w:hAnsi="Times New Roman"/>
-          <w:sz w:val="18"/>
-          <w:szCs w:val="18"/>
-          <w:highlight w:val="white"/>
-        </w:rPr>
-      </w:pPr>
-      <w:r>
-        <w:rPr>
-          <w:rFonts w:ascii="Times New Roman" w:cs="Times New Roman" w:eastAsia="Times New Roman" w:hAnsi="Times New Roman"/>
-          <w:color w:val="040c28"/>
-          <w:sz w:val="18"/>
-          <w:szCs w:val="18"/>
-          <w:highlight w:val="white"/>
-          <w:rtl w:val="0"/>
-        </w:rPr>
-        <w:t xml:space="preserve">Society of Hispanic Professional Engineers</w:t>
-      </w:r>
-      <w:r>
-        <w:rPr>
-          <w:rFonts w:ascii="Times New Roman" w:cs="Times New Roman" w:eastAsia="Times New Roman" w:hAnsi="Times New Roman"/>
           <w:color w:val="202124"/>
           <w:sz w:val="18"/>
           <w:szCs w:val="18"/>
           <w:highlight w:val="white"/>
-          <w:rtl w:val="0"/>
-        </w:rPr>
-        <w:t xml:space="preserve"> (</w:t>
-      </w:r>
-      <w:r>
-        <w:rPr>
-          <w:rFonts w:ascii="Times New Roman" w:cs="Times New Roman" w:eastAsia="Times New Roman" w:hAnsi="Times New Roman"/>
-          <w:b w:val="1"/>
+          <w:u w:val="none"/>
+        </w:rPr>
+      </w:pPr>
+      <w:r>
+        <w:rPr>
+          <w:rFonts w:ascii="Times New Roman" w:cs="Times New Roman" w:eastAsia="Times New Roman" w:hAnsi="Times New Roman"/>
           <w:color w:val="202124"/>
           <w:sz w:val="18"/>
           <w:szCs w:val="18"/>
           <w:highlight w:val="white"/>
           <w:rtl w:val="0"/>
         </w:rPr>
-        <w:t xml:space="preserve">SHPE</w:t>
-      </w:r>
-      <w:r>
-        <w:rPr>
-          <w:rFonts w:ascii="Times New Roman" w:cs="Times New Roman" w:eastAsia="Times New Roman" w:hAnsi="Times New Roman"/>
-          <w:color w:val="202124"/>
-          <w:sz w:val="18"/>
-          <w:szCs w:val="18"/>
-          <w:highlight w:val="white"/>
-          <w:rtl w:val="0"/>
-        </w:rPr>
-        <w:t xml:space="preserve">)</w:t>
-      </w:r>
-      <w:r>
-        <w:rPr>
-          <w:rtl w:val="0"/>
-        </w:rPr>
-      </w:r>
-    </w:p>
-    <w:p>
-      <w:pPr>
-        <w:numPr>
-          <w:ilvl w:val="0"/>
-          <w:numId w:val="4"/>
-        </w:numPr>
-        <w:pBdr>
-          <w:top w:color="000000" w:space="0" w:sz="0" w:val="none"/>
-          <w:bottom w:color="000000" w:space="0" w:sz="0" w:val="none"/>
-          <w:right w:color="000000" w:space="0" w:sz="0" w:val="none"/>
-          <w:between w:color="000000" w:space="0" w:sz="0" w:val="none"/>
-        </w:pBdr>
-        <w:shd w:fill="ffffff" w:val="clear"/>
-        <w:tabs>
-          <w:tab w:val="right" w:leader="none" w:pos="10800"/>
-        </w:tabs>
-        <w:ind w:left="720" w:hanging="360"/>
-        <w:rPr>
-          <w:rFonts w:ascii="Times New Roman" w:cs="Times New Roman" w:eastAsia="Times New Roman" w:hAnsi="Times New Roman"/>
-          <w:color w:val="202124"/>
-          <w:sz w:val="18"/>
-          <w:szCs w:val="18"/>
-          <w:highlight w:val="white"/>
-          <w:u w:val="none"/>
-        </w:rPr>
-      </w:pPr>
-      <w:r>
-        <w:rPr>
-          <w:rFonts w:ascii="Times New Roman" w:cs="Times New Roman" w:eastAsia="Times New Roman" w:hAnsi="Times New Roman"/>
-          <w:color w:val="202124"/>
-          <w:sz w:val="18"/>
-          <w:szCs w:val="18"/>
-          <w:highlight w:val="white"/>
-          <w:rtl w:val="0"/>
-        </w:rPr>
         <w:t xml:space="preserve">Founding father of the </w:t>
       </w:r>
       <w:r>
         <w:rPr>
           <w:rFonts w:ascii="Times New Roman" w:cs="Times New Roman" w:eastAsia="Times New Roman" w:hAnsi="Times New Roman"/>
           <w:b w:val="1"/>
+          <w:bCs w:val="1"/>
           <w:color w:val="202124"/>
           <w:sz w:val="18"/>
           <w:szCs w:val="18"/>
@@ -3167,11 +3363,19 @@
       </w:pPr>
     </w:pPrDefault>
   </w:docDefaults>
+  <w:style w:type="table" w:styleId="TableNormal" w:default="1">
+    <w:name w:val="TableNormal"/>
+    <w:tblPr>
+      <w:tblCellMar>
+        <w:top w:w="100.0" w:type="dxa"/>
+        <w:left w:w="100.0" w:type="dxa"/>
+        <w:bottom w:w="100.0" w:type="dxa"/>
+        <w:right w:w="100.0" w:type="dxa"/>
+      </w:tblCellMar>
+    </w:tblPr>
+  </w:style>
   <w:style w:type="paragraph" w:styleId="Normal" w:default="1">
     <w:name w:val="normal"/>
-  </w:style>
-  <w:style w:type="table" w:styleId="TableNormal" w:default="1">
-    <w:name w:val="Table Normal"/>
   </w:style>
   <w:style w:type="paragraph" w:styleId="Heading1">
     <w:name w:val="heading 1"/>
@@ -3200,6 +3404,7 @@
     </w:pPr>
     <w:rPr>
       <w:b w:val="0"/>
+      <w:bCs w:val="0"/>
       <w:sz w:val="32"/>
       <w:szCs w:val="32"/>
     </w:rPr>
@@ -3216,6 +3421,7 @@
     </w:pPr>
     <w:rPr>
       <w:b w:val="0"/>
+      <w:bCs w:val="0"/>
       <w:color w:val="434343"/>
       <w:sz w:val="28"/>
       <w:szCs w:val="28"/>
@@ -3265,6 +3471,7 @@
     </w:pPr>
     <w:rPr>
       <w:i w:val="1"/>
+      <w:iCs w:val="1"/>
       <w:color w:val="666666"/>
       <w:sz w:val="22"/>
       <w:szCs w:val="22"/>
@@ -3434,6 +3641,7 @@
     <w:rPr>
       <w:rFonts w:ascii="Arial" w:cs="Arial" w:eastAsia="Arial" w:hAnsi="Arial"/>
       <w:i w:val="0"/>
+      <w:iCs w:val="0"/>
       <w:color w:val="666666"/>
       <w:sz w:val="30"/>
       <w:szCs w:val="30"/>
